--- a/todolist.docx
+++ b/todolist.docx
@@ -30,33 +30,11 @@
           <w:lang w:val="ru-RU"/>
         </w:rPr>
       </w:pPr>
-      <w:proofErr w:type="spellStart"/>
-      <w:r>
-        <w:rPr>
-          <w:lang w:val="ru-RU"/>
-        </w:rPr>
-        <w:t>Kvartiralarni</w:t>
-      </w:r>
-      <w:proofErr w:type="spellEnd"/>
-      <w:r>
-        <w:rPr>
-          <w:lang w:val="ru-RU"/>
-        </w:rPr>
-        <w:t xml:space="preserve"> </w:t>
-      </w:r>
-      <w:proofErr w:type="spellStart"/>
-      <w:r>
-        <w:rPr>
-          <w:lang w:val="ru-RU"/>
-        </w:rPr>
-        <w:t>ko‘rsatish</w:t>
-      </w:r>
-      <w:proofErr w:type="spellEnd"/>
-      <w:r>
-        <w:rPr>
-          <w:lang w:val="ru-RU"/>
-        </w:rPr>
-        <w:t xml:space="preserve"> </w:t>
+      <w:r>
+        <w:rPr>
+          <w:lang w:val="ru-RU"/>
+        </w:rPr>
+        <w:t xml:space="preserve">Kvartiralarni ko‘rsatish </w:t>
       </w:r>
     </w:p>
     <w:p>
@@ -69,47 +47,11 @@
           <w:lang w:val="ru-RU"/>
         </w:rPr>
       </w:pPr>
-      <w:proofErr w:type="spellStart"/>
-      <w:r>
-        <w:rPr>
-          <w:lang w:val="ru-RU"/>
-        </w:rPr>
-        <w:t>Mijozlardan</w:t>
-      </w:r>
-      <w:proofErr w:type="spellEnd"/>
-      <w:r>
-        <w:rPr>
-          <w:lang w:val="ru-RU"/>
-        </w:rPr>
-        <w:t xml:space="preserve"> </w:t>
-      </w:r>
-      <w:proofErr w:type="spellStart"/>
-      <w:r>
-        <w:rPr>
-          <w:lang w:val="ru-RU"/>
-        </w:rPr>
-        <w:t>lead</w:t>
-      </w:r>
-      <w:proofErr w:type="spellEnd"/>
-      <w:r>
-        <w:rPr>
-          <w:lang w:val="ru-RU"/>
-        </w:rPr>
-        <w:t xml:space="preserve"> </w:t>
-      </w:r>
-      <w:proofErr w:type="spellStart"/>
-      <w:r>
-        <w:rPr>
-          <w:lang w:val="ru-RU"/>
-        </w:rPr>
-        <w:t>olish</w:t>
-      </w:r>
-      <w:proofErr w:type="spellEnd"/>
-      <w:r>
-        <w:rPr>
-          <w:lang w:val="ru-RU"/>
-        </w:rPr>
-        <w:t xml:space="preserve"> </w:t>
+      <w:r>
+        <w:rPr>
+          <w:lang w:val="ru-RU"/>
+        </w:rPr>
+        <w:t xml:space="preserve">Mijozlardan lead olish </w:t>
       </w:r>
     </w:p>
     <w:p>
@@ -122,61 +64,11 @@
           <w:lang w:val="ru-RU"/>
         </w:rPr>
       </w:pPr>
-      <w:proofErr w:type="spellStart"/>
-      <w:r>
-        <w:rPr>
-          <w:lang w:val="ru-RU"/>
-        </w:rPr>
-        <w:t>Admin</w:t>
-      </w:r>
-      <w:proofErr w:type="spellEnd"/>
-      <w:r>
-        <w:rPr>
-          <w:lang w:val="ru-RU"/>
-        </w:rPr>
-        <w:t xml:space="preserve"> </w:t>
-      </w:r>
-      <w:proofErr w:type="spellStart"/>
-      <w:r>
-        <w:rPr>
-          <w:lang w:val="ru-RU"/>
-        </w:rPr>
-        <w:t>panel</w:t>
-      </w:r>
-      <w:proofErr w:type="spellEnd"/>
-      <w:r>
-        <w:rPr>
-          <w:lang w:val="ru-RU"/>
-        </w:rPr>
-        <w:t xml:space="preserve"> </w:t>
-      </w:r>
-      <w:proofErr w:type="spellStart"/>
-      <w:r>
-        <w:rPr>
-          <w:lang w:val="ru-RU"/>
-        </w:rPr>
-        <w:t>orqali</w:t>
-      </w:r>
-      <w:proofErr w:type="spellEnd"/>
-      <w:r>
-        <w:rPr>
-          <w:lang w:val="ru-RU"/>
-        </w:rPr>
-        <w:t xml:space="preserve"> </w:t>
-      </w:r>
-      <w:proofErr w:type="spellStart"/>
-      <w:r>
-        <w:rPr>
-          <w:lang w:val="ru-RU"/>
-        </w:rPr>
-        <w:t>boshqarish</w:t>
-      </w:r>
-      <w:proofErr w:type="spellEnd"/>
-      <w:r>
-        <w:rPr>
-          <w:lang w:val="ru-RU"/>
-        </w:rPr>
-        <w:t xml:space="preserve"> </w:t>
+      <w:r>
+        <w:rPr>
+          <w:lang w:val="ru-RU"/>
+        </w:rPr>
+        <w:t xml:space="preserve">Admin panel orqali boshqarish </w:t>
       </w:r>
     </w:p>
     <w:p>
@@ -189,33 +81,11 @@
           <w:lang w:val="ru-RU"/>
         </w:rPr>
       </w:pPr>
-      <w:proofErr w:type="spellStart"/>
-      <w:r>
-        <w:rPr>
-          <w:lang w:val="ru-RU"/>
-        </w:rPr>
-        <w:t>Menejer</w:t>
-      </w:r>
-      <w:proofErr w:type="spellEnd"/>
-      <w:r>
-        <w:rPr>
-          <w:lang w:val="ru-RU"/>
-        </w:rPr>
-        <w:t xml:space="preserve"> </w:t>
-      </w:r>
-      <w:proofErr w:type="spellStart"/>
-      <w:r>
-        <w:rPr>
-          <w:lang w:val="ru-RU"/>
-        </w:rPr>
-        <w:t>kontaktlari</w:t>
-      </w:r>
-      <w:proofErr w:type="spellEnd"/>
-      <w:r>
-        <w:rPr>
-          <w:lang w:val="ru-RU"/>
-        </w:rPr>
-        <w:t xml:space="preserve"> </w:t>
+      <w:r>
+        <w:rPr>
+          <w:lang w:val="ru-RU"/>
+        </w:rPr>
+        <w:t xml:space="preserve">Menejer kontaktlari </w:t>
       </w:r>
     </w:p>
     <w:p>
@@ -228,97 +98,25 @@
           <w:lang w:val="ru-RU"/>
         </w:rPr>
       </w:pPr>
-      <w:proofErr w:type="spellStart"/>
-      <w:r>
-        <w:rPr>
-          <w:lang w:val="ru-RU"/>
-        </w:rPr>
-        <w:t>So‘rov</w:t>
-      </w:r>
-      <w:proofErr w:type="spellEnd"/>
-      <w:r>
-        <w:rPr>
-          <w:lang w:val="ru-RU"/>
-        </w:rPr>
-        <w:t xml:space="preserve"> </w:t>
-      </w:r>
-      <w:proofErr w:type="spellStart"/>
-      <w:r>
-        <w:rPr>
-          <w:lang w:val="ru-RU"/>
-        </w:rPr>
-        <w:t>qoldirish</w:t>
-      </w:r>
-      <w:proofErr w:type="spellEnd"/>
-      <w:r>
-        <w:rPr>
-          <w:lang w:val="ru-RU"/>
-        </w:rPr>
-        <w:t xml:space="preserve"> </w:t>
-      </w:r>
-    </w:p>
-    <w:p>
-      <w:pPr>
-        <w:ind w:firstLine="709"/>
-        <w:rPr>
-          <w:lang w:val="ru-RU"/>
-        </w:rPr>
-      </w:pPr>
-      <w:proofErr w:type="spellStart"/>
-      <w:r>
-        <w:rPr>
-          <w:lang w:val="ru-RU"/>
-        </w:rPr>
-        <w:t>Django</w:t>
-      </w:r>
-      <w:proofErr w:type="spellEnd"/>
-      <w:r>
-        <w:rPr>
-          <w:lang w:val="ru-RU"/>
-        </w:rPr>
-        <w:t xml:space="preserve"> </w:t>
-      </w:r>
-      <w:proofErr w:type="spellStart"/>
-      <w:r>
-        <w:rPr>
-          <w:lang w:val="ru-RU"/>
-        </w:rPr>
-        <w:t>uchun</w:t>
-      </w:r>
-      <w:proofErr w:type="spellEnd"/>
-      <w:r>
-        <w:rPr>
-          <w:lang w:val="ru-RU"/>
-        </w:rPr>
-        <w:t xml:space="preserve"> </w:t>
-      </w:r>
-      <w:proofErr w:type="spellStart"/>
-      <w:r>
-        <w:rPr>
-          <w:lang w:val="ru-RU"/>
-        </w:rPr>
-        <w:t>juda</w:t>
-      </w:r>
-      <w:proofErr w:type="spellEnd"/>
-      <w:r>
-        <w:rPr>
-          <w:lang w:val="ru-RU"/>
-        </w:rPr>
-        <w:t xml:space="preserve"> </w:t>
-      </w:r>
-      <w:proofErr w:type="spellStart"/>
-      <w:r>
-        <w:rPr>
-          <w:lang w:val="ru-RU"/>
-        </w:rPr>
-        <w:t>mos</w:t>
-      </w:r>
-      <w:proofErr w:type="spellEnd"/>
-      <w:r>
-        <w:rPr>
-          <w:lang w:val="ru-RU"/>
-        </w:rPr>
-        <w:t>.</w:t>
+      <w:r>
+        <w:rPr>
+          <w:lang w:val="ru-RU"/>
+        </w:rPr>
+        <w:t xml:space="preserve">So‘rov qoldirish </w:t>
+      </w:r>
+    </w:p>
+    <w:p>
+      <w:pPr>
+        <w:ind w:firstLine="709"/>
+        <w:rPr>
+          <w:lang w:val="ru-RU"/>
+        </w:rPr>
+      </w:pPr>
+      <w:r>
+        <w:rPr>
+          <w:lang w:val="ru-RU"/>
+        </w:rPr>
+        <w:t>Django uchun juda mos.</w:t>
       </w:r>
     </w:p>
     <w:p>
@@ -330,52 +128,230 @@
           <w:lang w:val="ru-RU"/>
         </w:rPr>
       </w:pPr>
-      <w:proofErr w:type="spellStart"/>
       <w:r>
         <w:rPr>
           <w:b/>
           <w:bCs/>
           <w:lang w:val="ru-RU"/>
         </w:rPr>
-        <w:t>Tavsiya</w:t>
-      </w:r>
-      <w:proofErr w:type="spellEnd"/>
-      <w:r>
+        <w:t>Tavsiya qiladigan struktura</w:t>
+      </w:r>
+    </w:p>
+    <w:p>
+      <w:pPr>
+        <w:ind w:firstLine="709"/>
         <w:rPr>
           <w:b/>
           <w:bCs/>
           <w:lang w:val="ru-RU"/>
         </w:rPr>
-        <w:t xml:space="preserve"> </w:t>
-      </w:r>
-      <w:proofErr w:type="spellStart"/>
+      </w:pPr>
       <w:r>
         <w:rPr>
           <w:b/>
           <w:bCs/>
           <w:lang w:val="ru-RU"/>
         </w:rPr>
-        <w:t>qiladigan</w:t>
-      </w:r>
-      <w:proofErr w:type="spellEnd"/>
-      <w:r>
+        <w:t>1. Asosiy sahifalar</w:t>
+      </w:r>
+    </w:p>
+    <w:p>
+      <w:pPr>
+        <w:ind w:firstLine="709"/>
         <w:rPr>
           <w:b/>
           <w:bCs/>
           <w:lang w:val="ru-RU"/>
         </w:rPr>
-        <w:t xml:space="preserve"> </w:t>
-      </w:r>
-      <w:proofErr w:type="spellStart"/>
+      </w:pPr>
       <w:r>
         <w:rPr>
           <w:b/>
           <w:bCs/>
           <w:lang w:val="ru-RU"/>
         </w:rPr>
-        <w:t>struktura</w:t>
-      </w:r>
-      <w:proofErr w:type="spellEnd"/>
+        <w:t>Home Page (/)</w:t>
+      </w:r>
+    </w:p>
+    <w:p>
+      <w:pPr>
+        <w:ind w:firstLine="709"/>
+        <w:rPr>
+          <w:lang w:val="ru-RU"/>
+        </w:rPr>
+      </w:pPr>
+      <w:r>
+        <w:rPr>
+          <w:lang w:val="ru-RU"/>
+        </w:rPr>
+        <w:t>Landing page.</w:t>
+      </w:r>
+    </w:p>
+    <w:p>
+      <w:pPr>
+        <w:ind w:firstLine="709"/>
+        <w:rPr>
+          <w:lang w:val="ru-RU"/>
+        </w:rPr>
+      </w:pPr>
+      <w:r>
+        <w:rPr>
+          <w:lang w:val="ru-RU"/>
+        </w:rPr>
+        <w:t>Bo‘limlar:</w:t>
+      </w:r>
+    </w:p>
+    <w:p>
+      <w:pPr>
+        <w:numPr>
+          <w:ilvl w:val="0"/>
+          <w:numId w:val="2"/>
+        </w:numPr>
+        <w:rPr>
+          <w:lang w:val="ru-RU"/>
+        </w:rPr>
+      </w:pPr>
+      <w:r>
+        <w:rPr>
+          <w:lang w:val="ru-RU"/>
+        </w:rPr>
+        <w:t xml:space="preserve">Hero section </w:t>
+      </w:r>
+    </w:p>
+    <w:p>
+      <w:pPr>
+        <w:numPr>
+          <w:ilvl w:val="1"/>
+          <w:numId w:val="2"/>
+        </w:numPr>
+        <w:rPr>
+          <w:lang w:val="ru-RU"/>
+        </w:rPr>
+      </w:pPr>
+      <w:r>
+        <w:rPr>
+          <w:lang w:val="ru-RU"/>
+        </w:rPr>
+        <w:t xml:space="preserve">“Yangi uylar” </w:t>
+      </w:r>
+    </w:p>
+    <w:p>
+      <w:pPr>
+        <w:numPr>
+          <w:ilvl w:val="1"/>
+          <w:numId w:val="2"/>
+        </w:numPr>
+        <w:rPr>
+          <w:lang w:val="ru-RU"/>
+        </w:rPr>
+      </w:pPr>
+      <w:r>
+        <w:rPr>
+          <w:lang w:val="ru-RU"/>
+        </w:rPr>
+        <w:t xml:space="preserve">CTA button: “Bog‘lanish” </w:t>
+      </w:r>
+    </w:p>
+    <w:p>
+      <w:pPr>
+        <w:numPr>
+          <w:ilvl w:val="0"/>
+          <w:numId w:val="2"/>
+        </w:numPr>
+        <w:rPr>
+          <w:lang w:val="ru-RU"/>
+        </w:rPr>
+      </w:pPr>
+      <w:r>
+        <w:rPr>
+          <w:lang w:val="ru-RU"/>
+        </w:rPr>
+        <w:t xml:space="preserve">Kompaniya haqida </w:t>
+      </w:r>
+    </w:p>
+    <w:p>
+      <w:pPr>
+        <w:numPr>
+          <w:ilvl w:val="0"/>
+          <w:numId w:val="2"/>
+        </w:numPr>
+        <w:rPr>
+          <w:lang w:val="ru-RU"/>
+        </w:rPr>
+      </w:pPr>
+      <w:r>
+        <w:rPr>
+          <w:lang w:val="ru-RU"/>
+        </w:rPr>
+        <w:t xml:space="preserve">Qurilish loyihalari preview </w:t>
+      </w:r>
+    </w:p>
+    <w:p>
+      <w:pPr>
+        <w:numPr>
+          <w:ilvl w:val="0"/>
+          <w:numId w:val="2"/>
+        </w:numPr>
+        <w:rPr>
+          <w:lang w:val="ru-RU"/>
+        </w:rPr>
+      </w:pPr>
+      <w:r>
+        <w:rPr>
+          <w:lang w:val="ru-RU"/>
+        </w:rPr>
+        <w:t xml:space="preserve">Afzalliklar </w:t>
+      </w:r>
+    </w:p>
+    <w:p>
+      <w:pPr>
+        <w:numPr>
+          <w:ilvl w:val="0"/>
+          <w:numId w:val="2"/>
+        </w:numPr>
+        <w:rPr>
+          <w:lang w:val="ru-RU"/>
+        </w:rPr>
+      </w:pPr>
+      <w:r>
+        <w:rPr>
+          <w:lang w:val="ru-RU"/>
+        </w:rPr>
+        <w:t xml:space="preserve">Mijoz fikrlari </w:t>
+      </w:r>
+    </w:p>
+    <w:p>
+      <w:pPr>
+        <w:numPr>
+          <w:ilvl w:val="0"/>
+          <w:numId w:val="2"/>
+        </w:numPr>
+        <w:rPr>
+          <w:lang w:val="ru-RU"/>
+        </w:rPr>
+      </w:pPr>
+      <w:r>
+        <w:rPr>
+          <w:lang w:val="ru-RU"/>
+        </w:rPr>
+        <w:t xml:space="preserve">Kontakt form </w:t>
+      </w:r>
+    </w:p>
+    <w:p>
+      <w:pPr>
+        <w:ind w:firstLine="709"/>
+        <w:rPr>
+          <w:lang w:val="ru-RU"/>
+        </w:rPr>
+      </w:pPr>
+      <w:r>
+        <w:rPr>
+          <w:lang w:val="ru-RU"/>
+        </w:rPr>
+        <w:pict w14:anchorId="05C2610C">
+          <v:rect id="_x0000_i1025" style="width:0;height:1.5pt" o:hralign="center" o:hrstd="t" o:hr="t" fillcolor="#a0a0a0" stroked="f"/>
+        </w:pict>
+      </w:r>
     </w:p>
     <w:p>
       <w:pPr>
@@ -383,1368 +359,576 @@
         <w:rPr>
           <w:b/>
           <w:bCs/>
-          <w:lang w:val="ru-RU"/>
         </w:rPr>
       </w:pPr>
       <w:r>
         <w:rPr>
           <w:b/>
           <w:bCs/>
-          <w:lang w:val="ru-RU"/>
-        </w:rPr>
-        <w:t xml:space="preserve">1. </w:t>
-      </w:r>
-      <w:proofErr w:type="spellStart"/>
-      <w:r>
+        </w:rPr>
+        <w:t>Projects (/projects/)</w:t>
+      </w:r>
+    </w:p>
+    <w:p>
+      <w:pPr>
+        <w:ind w:firstLine="709"/>
+      </w:pPr>
+      <w:r>
+        <w:lastRenderedPageBreak/>
+        <w:t>Barcha obyektlar.</w:t>
+      </w:r>
+    </w:p>
+    <w:p>
+      <w:pPr>
+        <w:ind w:firstLine="709"/>
+      </w:pPr>
+      <w:r>
+        <w:t>Card format:</w:t>
+      </w:r>
+    </w:p>
+    <w:p>
+      <w:pPr>
+        <w:numPr>
+          <w:ilvl w:val="0"/>
+          <w:numId w:val="3"/>
+        </w:numPr>
+        <w:rPr>
+          <w:lang w:val="ru-RU"/>
+        </w:rPr>
+      </w:pPr>
+      <w:r>
+        <w:rPr>
+          <w:lang w:val="ru-RU"/>
+        </w:rPr>
+        <w:t xml:space="preserve">Rasm </w:t>
+      </w:r>
+    </w:p>
+    <w:p>
+      <w:pPr>
+        <w:numPr>
+          <w:ilvl w:val="0"/>
+          <w:numId w:val="3"/>
+        </w:numPr>
+        <w:rPr>
+          <w:lang w:val="ru-RU"/>
+        </w:rPr>
+      </w:pPr>
+      <w:r>
+        <w:rPr>
+          <w:lang w:val="ru-RU"/>
+        </w:rPr>
+        <w:t xml:space="preserve">Nomi </w:t>
+      </w:r>
+    </w:p>
+    <w:p>
+      <w:pPr>
+        <w:numPr>
+          <w:ilvl w:val="0"/>
+          <w:numId w:val="3"/>
+        </w:numPr>
+        <w:rPr>
+          <w:lang w:val="ru-RU"/>
+        </w:rPr>
+      </w:pPr>
+      <w:r>
+        <w:rPr>
+          <w:lang w:val="ru-RU"/>
+        </w:rPr>
+        <w:t xml:space="preserve">Joylashuv </w:t>
+      </w:r>
+    </w:p>
+    <w:p>
+      <w:pPr>
+        <w:numPr>
+          <w:ilvl w:val="0"/>
+          <w:numId w:val="3"/>
+        </w:numPr>
+        <w:rPr>
+          <w:lang w:val="ru-RU"/>
+        </w:rPr>
+      </w:pPr>
+      <w:r>
+        <w:rPr>
+          <w:lang w:val="ru-RU"/>
+        </w:rPr>
+        <w:t xml:space="preserve">Narx </w:t>
+      </w:r>
+    </w:p>
+    <w:p>
+      <w:pPr>
+        <w:numPr>
+          <w:ilvl w:val="0"/>
+          <w:numId w:val="3"/>
+        </w:numPr>
+        <w:rPr>
+          <w:lang w:val="ru-RU"/>
+        </w:rPr>
+      </w:pPr>
+      <w:r>
+        <w:rPr>
+          <w:lang w:val="ru-RU"/>
+        </w:rPr>
+        <w:t xml:space="preserve">Status </w:t>
+      </w:r>
+    </w:p>
+    <w:p>
+      <w:pPr>
+        <w:numPr>
+          <w:ilvl w:val="0"/>
+          <w:numId w:val="3"/>
+        </w:numPr>
+        <w:rPr>
+          <w:lang w:val="ru-RU"/>
+        </w:rPr>
+      </w:pPr>
+      <w:r>
+        <w:rPr>
+          <w:lang w:val="ru-RU"/>
+        </w:rPr>
+        <w:t xml:space="preserve">“Batafsil” </w:t>
+      </w:r>
+    </w:p>
+    <w:p>
+      <w:pPr>
+        <w:ind w:firstLine="709"/>
+        <w:rPr>
+          <w:lang w:val="ru-RU"/>
+        </w:rPr>
+      </w:pPr>
+      <w:r>
+        <w:rPr>
+          <w:lang w:val="ru-RU"/>
+        </w:rPr>
+        <w:pict w14:anchorId="0D11C049">
+          <v:rect id="_x0000_i1026" style="width:0;height:1.5pt" o:hralign="center" o:hrstd="t" o:hr="t" fillcolor="#a0a0a0" stroked="f"/>
+        </w:pict>
+      </w:r>
+    </w:p>
+    <w:p>
+      <w:pPr>
+        <w:ind w:firstLine="709"/>
         <w:rPr>
           <w:b/>
           <w:bCs/>
-          <w:lang w:val="ru-RU"/>
-        </w:rPr>
-        <w:t>Asosiy</w:t>
-      </w:r>
-      <w:proofErr w:type="spellEnd"/>
+        </w:rPr>
+      </w:pPr>
       <w:r>
         <w:rPr>
           <w:b/>
           <w:bCs/>
-          <w:lang w:val="ru-RU"/>
-        </w:rPr>
-        <w:t xml:space="preserve"> </w:t>
-      </w:r>
-      <w:proofErr w:type="spellStart"/>
-      <w:r>
+        </w:rPr>
+        <w:t>Project Detail (/projects/&lt;id&gt;/)</w:t>
+      </w:r>
+    </w:p>
+    <w:p>
+      <w:pPr>
+        <w:ind w:firstLine="709"/>
+      </w:pPr>
+      <w:r>
+        <w:t>Eng muhim page.</w:t>
+      </w:r>
+    </w:p>
+    <w:p>
+      <w:pPr>
+        <w:ind w:firstLine="709"/>
+        <w:rPr>
+          <w:lang w:val="ru-RU"/>
+        </w:rPr>
+      </w:pPr>
+      <w:r>
+        <w:rPr>
+          <w:lang w:val="ru-RU"/>
+        </w:rPr>
+        <w:t>Bo‘lishi kerak:</w:t>
+      </w:r>
+    </w:p>
+    <w:p>
+      <w:pPr>
+        <w:numPr>
+          <w:ilvl w:val="0"/>
+          <w:numId w:val="4"/>
+        </w:numPr>
+        <w:rPr>
+          <w:lang w:val="ru-RU"/>
+        </w:rPr>
+      </w:pPr>
+      <w:r>
+        <w:rPr>
+          <w:lang w:val="ru-RU"/>
+        </w:rPr>
+        <w:t xml:space="preserve">Gallery </w:t>
+      </w:r>
+    </w:p>
+    <w:p>
+      <w:pPr>
+        <w:numPr>
+          <w:ilvl w:val="0"/>
+          <w:numId w:val="4"/>
+        </w:numPr>
+        <w:rPr>
+          <w:lang w:val="ru-RU"/>
+        </w:rPr>
+      </w:pPr>
+      <w:r>
+        <w:rPr>
+          <w:lang w:val="ru-RU"/>
+        </w:rPr>
+        <w:t xml:space="preserve">Tavsif </w:t>
+      </w:r>
+    </w:p>
+    <w:p>
+      <w:pPr>
+        <w:numPr>
+          <w:ilvl w:val="0"/>
+          <w:numId w:val="4"/>
+        </w:numPr>
+        <w:rPr>
+          <w:lang w:val="ru-RU"/>
+        </w:rPr>
+      </w:pPr>
+      <w:r>
+        <w:rPr>
+          <w:lang w:val="ru-RU"/>
+        </w:rPr>
+        <w:t xml:space="preserve">Narx </w:t>
+      </w:r>
+    </w:p>
+    <w:p>
+      <w:pPr>
+        <w:numPr>
+          <w:ilvl w:val="0"/>
+          <w:numId w:val="4"/>
+        </w:numPr>
+        <w:rPr>
+          <w:lang w:val="ru-RU"/>
+        </w:rPr>
+      </w:pPr>
+      <w:r>
+        <w:rPr>
+          <w:lang w:val="ru-RU"/>
+        </w:rPr>
+        <w:t xml:space="preserve">Xonalar soni </w:t>
+      </w:r>
+    </w:p>
+    <w:p>
+      <w:pPr>
+        <w:numPr>
+          <w:ilvl w:val="0"/>
+          <w:numId w:val="4"/>
+        </w:numPr>
+        <w:rPr>
+          <w:lang w:val="ru-RU"/>
+        </w:rPr>
+      </w:pPr>
+      <w:r>
+        <w:rPr>
+          <w:lang w:val="ru-RU"/>
+        </w:rPr>
+        <w:t xml:space="preserve">Floor plan </w:t>
+      </w:r>
+    </w:p>
+    <w:p>
+      <w:pPr>
+        <w:numPr>
+          <w:ilvl w:val="0"/>
+          <w:numId w:val="4"/>
+        </w:numPr>
+        <w:rPr>
+          <w:lang w:val="ru-RU"/>
+        </w:rPr>
+      </w:pPr>
+      <w:r>
+        <w:rPr>
+          <w:lang w:val="ru-RU"/>
+        </w:rPr>
+        <w:t xml:space="preserve">Location </w:t>
+      </w:r>
+    </w:p>
+    <w:p>
+      <w:pPr>
+        <w:numPr>
+          <w:ilvl w:val="0"/>
+          <w:numId w:val="4"/>
+        </w:numPr>
+        <w:rPr>
+          <w:lang w:val="ru-RU"/>
+        </w:rPr>
+      </w:pPr>
+      <w:r>
+        <w:rPr>
+          <w:lang w:val="ru-RU"/>
+        </w:rPr>
+        <w:t xml:space="preserve">“Call” button </w:t>
+      </w:r>
+    </w:p>
+    <w:p>
+      <w:pPr>
+        <w:numPr>
+          <w:ilvl w:val="0"/>
+          <w:numId w:val="4"/>
+        </w:numPr>
+        <w:rPr>
+          <w:lang w:val="ru-RU"/>
+        </w:rPr>
+      </w:pPr>
+      <w:r>
+        <w:rPr>
+          <w:lang w:val="ru-RU"/>
+        </w:rPr>
+        <w:t xml:space="preserve">“So‘rov qoldirish” </w:t>
+      </w:r>
+    </w:p>
+    <w:p>
+      <w:pPr>
+        <w:ind w:firstLine="709"/>
+        <w:rPr>
+          <w:lang w:val="ru-RU"/>
+        </w:rPr>
+      </w:pPr>
+      <w:r>
+        <w:rPr>
+          <w:lang w:val="ru-RU"/>
+        </w:rPr>
+        <w:pict w14:anchorId="7D0A6976">
+          <v:rect id="_x0000_i1027" style="width:0;height:1.5pt" o:hralign="center" o:hrstd="t" o:hr="t" fillcolor="#a0a0a0" stroked="f"/>
+        </w:pict>
+      </w:r>
+    </w:p>
+    <w:p>
+      <w:pPr>
+        <w:ind w:firstLine="709"/>
         <w:rPr>
           <w:b/>
           <w:bCs/>
           <w:lang w:val="ru-RU"/>
         </w:rPr>
-        <w:t>sahifalar</w:t>
-      </w:r>
-      <w:proofErr w:type="spellEnd"/>
-    </w:p>
-    <w:p>
-      <w:pPr>
-        <w:ind w:firstLine="709"/>
+      </w:pPr>
+      <w:r>
         <w:rPr>
           <w:b/>
           <w:bCs/>
           <w:lang w:val="ru-RU"/>
         </w:rPr>
-      </w:pPr>
-      <w:r>
+        <w:t>Contact (/contact/)</w:t>
+      </w:r>
+    </w:p>
+    <w:p>
+      <w:pPr>
+        <w:ind w:firstLine="709"/>
+        <w:rPr>
+          <w:lang w:val="ru-RU"/>
+        </w:rPr>
+      </w:pPr>
+      <w:r>
+        <w:rPr>
+          <w:lang w:val="ru-RU"/>
+        </w:rPr>
+        <w:t>Oddiy form:</w:t>
+      </w:r>
+    </w:p>
+    <w:p>
+      <w:pPr>
+        <w:numPr>
+          <w:ilvl w:val="0"/>
+          <w:numId w:val="5"/>
+        </w:numPr>
+        <w:rPr>
+          <w:lang w:val="ru-RU"/>
+        </w:rPr>
+      </w:pPr>
+      <w:r>
+        <w:rPr>
+          <w:lang w:val="ru-RU"/>
+        </w:rPr>
+        <w:lastRenderedPageBreak/>
+        <w:t xml:space="preserve">Ism </w:t>
+      </w:r>
+    </w:p>
+    <w:p>
+      <w:pPr>
+        <w:numPr>
+          <w:ilvl w:val="0"/>
+          <w:numId w:val="5"/>
+        </w:numPr>
+        <w:rPr>
+          <w:lang w:val="ru-RU"/>
+        </w:rPr>
+      </w:pPr>
+      <w:r>
+        <w:rPr>
+          <w:lang w:val="ru-RU"/>
+        </w:rPr>
+        <w:t xml:space="preserve">Telefon </w:t>
+      </w:r>
+    </w:p>
+    <w:p>
+      <w:pPr>
+        <w:numPr>
+          <w:ilvl w:val="0"/>
+          <w:numId w:val="5"/>
+        </w:numPr>
+        <w:rPr>
+          <w:lang w:val="ru-RU"/>
+        </w:rPr>
+      </w:pPr>
+      <w:r>
+        <w:rPr>
+          <w:lang w:val="ru-RU"/>
+        </w:rPr>
+        <w:t xml:space="preserve">Message </w:t>
+      </w:r>
+    </w:p>
+    <w:p>
+      <w:pPr>
+        <w:ind w:firstLine="709"/>
+        <w:rPr>
+          <w:lang w:val="ru-RU"/>
+        </w:rPr>
+      </w:pPr>
+      <w:r>
+        <w:rPr>
+          <w:lang w:val="ru-RU"/>
+        </w:rPr>
+        <w:pict w14:anchorId="137CD5DF">
+          <v:rect id="_x0000_i1028" style="width:0;height:1.5pt" o:hralign="center" o:hrstd="t" o:hr="t" fillcolor="#a0a0a0" stroked="f"/>
+        </w:pict>
+      </w:r>
+    </w:p>
+    <w:p>
+      <w:pPr>
+        <w:ind w:firstLine="709"/>
         <w:rPr>
           <w:b/>
           <w:bCs/>
-          <w:lang w:val="ru-RU"/>
-        </w:rPr>
-        <w:t>Home Page (/)</w:t>
-      </w:r>
-    </w:p>
-    <w:p>
-      <w:pPr>
-        <w:ind w:firstLine="709"/>
-        <w:rPr>
-          <w:lang w:val="ru-RU"/>
-        </w:rPr>
-      </w:pPr>
-      <w:proofErr w:type="spellStart"/>
-      <w:r>
-        <w:rPr>
-          <w:lang w:val="ru-RU"/>
-        </w:rPr>
-        <w:t>Landing</w:t>
-      </w:r>
-      <w:proofErr w:type="spellEnd"/>
-      <w:r>
-        <w:rPr>
-          <w:lang w:val="ru-RU"/>
-        </w:rPr>
-        <w:t xml:space="preserve"> </w:t>
-      </w:r>
-      <w:proofErr w:type="spellStart"/>
-      <w:r>
-        <w:rPr>
-          <w:lang w:val="ru-RU"/>
-        </w:rPr>
-        <w:t>page</w:t>
-      </w:r>
-      <w:proofErr w:type="spellEnd"/>
-      <w:r>
-        <w:rPr>
-          <w:lang w:val="ru-RU"/>
-        </w:rPr>
-        <w:t>.</w:t>
-      </w:r>
-    </w:p>
-    <w:p>
-      <w:pPr>
-        <w:ind w:firstLine="709"/>
-        <w:rPr>
-          <w:lang w:val="ru-RU"/>
-        </w:rPr>
-      </w:pPr>
-      <w:proofErr w:type="spellStart"/>
-      <w:r>
-        <w:rPr>
-          <w:lang w:val="ru-RU"/>
-        </w:rPr>
-        <w:t>Bo‘limlar</w:t>
-      </w:r>
-      <w:proofErr w:type="spellEnd"/>
-      <w:r>
-        <w:rPr>
-          <w:lang w:val="ru-RU"/>
-        </w:rPr>
-        <w:t>:</w:t>
-      </w:r>
-    </w:p>
-    <w:p>
-      <w:pPr>
-        <w:numPr>
-          <w:ilvl w:val="0"/>
-          <w:numId w:val="2"/>
-        </w:numPr>
-        <w:rPr>
-          <w:lang w:val="ru-RU"/>
-        </w:rPr>
-      </w:pPr>
-      <w:proofErr w:type="spellStart"/>
-      <w:r>
-        <w:rPr>
-          <w:lang w:val="ru-RU"/>
-        </w:rPr>
-        <w:t>Hero</w:t>
-      </w:r>
-      <w:proofErr w:type="spellEnd"/>
-      <w:r>
-        <w:rPr>
-          <w:lang w:val="ru-RU"/>
-        </w:rPr>
-        <w:t xml:space="preserve"> </w:t>
-      </w:r>
-      <w:proofErr w:type="spellStart"/>
-      <w:r>
-        <w:rPr>
-          <w:lang w:val="ru-RU"/>
-        </w:rPr>
-        <w:t>section</w:t>
-      </w:r>
-      <w:proofErr w:type="spellEnd"/>
-      <w:r>
-        <w:rPr>
-          <w:lang w:val="ru-RU"/>
-        </w:rPr>
-        <w:t xml:space="preserve"> </w:t>
-      </w:r>
-    </w:p>
-    <w:p>
-      <w:pPr>
-        <w:numPr>
-          <w:ilvl w:val="1"/>
-          <w:numId w:val="2"/>
-        </w:numPr>
-        <w:rPr>
-          <w:lang w:val="ru-RU"/>
-        </w:rPr>
-      </w:pPr>
-      <w:r>
-        <w:rPr>
-          <w:lang w:val="ru-RU"/>
-        </w:rPr>
-        <w:t>“</w:t>
-      </w:r>
-      <w:proofErr w:type="spellStart"/>
-      <w:r>
-        <w:rPr>
-          <w:lang w:val="ru-RU"/>
-        </w:rPr>
-        <w:t>Yangi</w:t>
-      </w:r>
-      <w:proofErr w:type="spellEnd"/>
-      <w:r>
-        <w:rPr>
-          <w:lang w:val="ru-RU"/>
-        </w:rPr>
-        <w:t xml:space="preserve"> </w:t>
-      </w:r>
-      <w:proofErr w:type="spellStart"/>
-      <w:r>
-        <w:rPr>
-          <w:lang w:val="ru-RU"/>
-        </w:rPr>
-        <w:t>uylar</w:t>
-      </w:r>
-      <w:proofErr w:type="spellEnd"/>
-      <w:r>
-        <w:rPr>
-          <w:lang w:val="ru-RU"/>
-        </w:rPr>
-        <w:t xml:space="preserve">” </w:t>
-      </w:r>
-    </w:p>
-    <w:p>
-      <w:pPr>
-        <w:numPr>
-          <w:ilvl w:val="1"/>
-          <w:numId w:val="2"/>
-        </w:numPr>
-        <w:rPr>
-          <w:lang w:val="ru-RU"/>
-        </w:rPr>
-      </w:pPr>
-      <w:r>
-        <w:rPr>
-          <w:lang w:val="ru-RU"/>
-        </w:rPr>
-        <w:t xml:space="preserve">CTA </w:t>
-      </w:r>
-      <w:proofErr w:type="spellStart"/>
-      <w:r>
-        <w:rPr>
-          <w:lang w:val="ru-RU"/>
-        </w:rPr>
-        <w:t>button</w:t>
-      </w:r>
-      <w:proofErr w:type="spellEnd"/>
-      <w:r>
-        <w:rPr>
-          <w:lang w:val="ru-RU"/>
-        </w:rPr>
-        <w:t>: “</w:t>
-      </w:r>
-      <w:proofErr w:type="spellStart"/>
-      <w:r>
-        <w:rPr>
-          <w:lang w:val="ru-RU"/>
-        </w:rPr>
-        <w:t>Bog‘lanish</w:t>
-      </w:r>
-      <w:proofErr w:type="spellEnd"/>
-      <w:r>
-        <w:rPr>
-          <w:lang w:val="ru-RU"/>
-        </w:rPr>
-        <w:t xml:space="preserve">” </w:t>
-      </w:r>
-    </w:p>
-    <w:p>
-      <w:pPr>
-        <w:numPr>
-          <w:ilvl w:val="0"/>
-          <w:numId w:val="2"/>
-        </w:numPr>
-        <w:rPr>
-          <w:lang w:val="ru-RU"/>
-        </w:rPr>
-      </w:pPr>
-      <w:proofErr w:type="spellStart"/>
-      <w:r>
-        <w:rPr>
-          <w:lang w:val="ru-RU"/>
-        </w:rPr>
-        <w:t>Kompaniya</w:t>
-      </w:r>
-      <w:proofErr w:type="spellEnd"/>
-      <w:r>
-        <w:rPr>
-          <w:lang w:val="ru-RU"/>
-        </w:rPr>
-        <w:t xml:space="preserve"> </w:t>
-      </w:r>
-      <w:proofErr w:type="spellStart"/>
-      <w:r>
-        <w:rPr>
-          <w:lang w:val="ru-RU"/>
-        </w:rPr>
-        <w:t>haqida</w:t>
-      </w:r>
-      <w:proofErr w:type="spellEnd"/>
-      <w:r>
-        <w:rPr>
-          <w:lang w:val="ru-RU"/>
-        </w:rPr>
-        <w:t xml:space="preserve"> </w:t>
-      </w:r>
-    </w:p>
-    <w:p>
-      <w:pPr>
-        <w:numPr>
-          <w:ilvl w:val="0"/>
-          <w:numId w:val="2"/>
-        </w:numPr>
-        <w:rPr>
-          <w:lang w:val="ru-RU"/>
-        </w:rPr>
-      </w:pPr>
-      <w:proofErr w:type="spellStart"/>
-      <w:r>
-        <w:rPr>
-          <w:lang w:val="ru-RU"/>
-        </w:rPr>
-        <w:t>Qurilish</w:t>
-      </w:r>
-      <w:proofErr w:type="spellEnd"/>
-      <w:r>
-        <w:rPr>
-          <w:lang w:val="ru-RU"/>
-        </w:rPr>
-        <w:t xml:space="preserve"> </w:t>
-      </w:r>
-      <w:proofErr w:type="spellStart"/>
-      <w:r>
-        <w:rPr>
-          <w:lang w:val="ru-RU"/>
-        </w:rPr>
-        <w:t>loyihalari</w:t>
-      </w:r>
-      <w:proofErr w:type="spellEnd"/>
-      <w:r>
-        <w:rPr>
-          <w:lang w:val="ru-RU"/>
-        </w:rPr>
-        <w:t xml:space="preserve"> </w:t>
-      </w:r>
-      <w:proofErr w:type="spellStart"/>
-      <w:r>
-        <w:rPr>
-          <w:lang w:val="ru-RU"/>
-        </w:rPr>
-        <w:t>preview</w:t>
-      </w:r>
-      <w:proofErr w:type="spellEnd"/>
-      <w:r>
-        <w:rPr>
-          <w:lang w:val="ru-RU"/>
-        </w:rPr>
-        <w:t xml:space="preserve"> </w:t>
-      </w:r>
-    </w:p>
-    <w:p>
-      <w:pPr>
-        <w:numPr>
-          <w:ilvl w:val="0"/>
-          <w:numId w:val="2"/>
-        </w:numPr>
-        <w:rPr>
-          <w:lang w:val="ru-RU"/>
-        </w:rPr>
-      </w:pPr>
-      <w:proofErr w:type="spellStart"/>
-      <w:r>
-        <w:rPr>
-          <w:lang w:val="ru-RU"/>
-        </w:rPr>
-        <w:t>Afzalliklar</w:t>
-      </w:r>
-      <w:proofErr w:type="spellEnd"/>
-      <w:r>
-        <w:rPr>
-          <w:lang w:val="ru-RU"/>
-        </w:rPr>
-        <w:t xml:space="preserve"> </w:t>
-      </w:r>
-    </w:p>
-    <w:p>
-      <w:pPr>
-        <w:numPr>
-          <w:ilvl w:val="0"/>
-          <w:numId w:val="2"/>
-        </w:numPr>
-        <w:rPr>
-          <w:lang w:val="ru-RU"/>
-        </w:rPr>
-      </w:pPr>
-      <w:proofErr w:type="spellStart"/>
-      <w:r>
-        <w:rPr>
-          <w:lang w:val="ru-RU"/>
-        </w:rPr>
-        <w:t>Mijoz</w:t>
-      </w:r>
-      <w:proofErr w:type="spellEnd"/>
-      <w:r>
-        <w:rPr>
-          <w:lang w:val="ru-RU"/>
-        </w:rPr>
-        <w:t xml:space="preserve"> </w:t>
-      </w:r>
-      <w:proofErr w:type="spellStart"/>
-      <w:r>
-        <w:rPr>
-          <w:lang w:val="ru-RU"/>
-        </w:rPr>
-        <w:t>fikrlari</w:t>
-      </w:r>
-      <w:proofErr w:type="spellEnd"/>
-      <w:r>
-        <w:rPr>
-          <w:lang w:val="ru-RU"/>
-        </w:rPr>
-        <w:t xml:space="preserve"> </w:t>
-      </w:r>
-    </w:p>
-    <w:p>
-      <w:pPr>
-        <w:numPr>
-          <w:ilvl w:val="0"/>
-          <w:numId w:val="2"/>
-        </w:numPr>
-        <w:rPr>
-          <w:lang w:val="ru-RU"/>
-        </w:rPr>
-      </w:pPr>
-      <w:proofErr w:type="spellStart"/>
-      <w:r>
-        <w:rPr>
-          <w:lang w:val="ru-RU"/>
-        </w:rPr>
-        <w:t>Kontakt</w:t>
-      </w:r>
-      <w:proofErr w:type="spellEnd"/>
-      <w:r>
-        <w:rPr>
-          <w:lang w:val="ru-RU"/>
-        </w:rPr>
-        <w:t xml:space="preserve"> </w:t>
-      </w:r>
-      <w:proofErr w:type="spellStart"/>
-      <w:r>
-        <w:rPr>
-          <w:lang w:val="ru-RU"/>
-        </w:rPr>
-        <w:t>form</w:t>
-      </w:r>
-      <w:proofErr w:type="spellEnd"/>
-      <w:r>
-        <w:rPr>
-          <w:lang w:val="ru-RU"/>
-        </w:rPr>
-        <w:t xml:space="preserve"> </w:t>
-      </w:r>
-    </w:p>
-    <w:p>
-      <w:pPr>
-        <w:ind w:firstLine="709"/>
-        <w:rPr>
-          <w:lang w:val="ru-RU"/>
-        </w:rPr>
-      </w:pPr>
-      <w:r>
-        <w:rPr>
-          <w:lang w:val="ru-RU"/>
-        </w:rPr>
-        <w:pict w14:anchorId="05C2610C">
-          <v:rect id="_x0000_i1145" style="width:0;height:1.5pt" o:hralign="center" o:hrstd="t" o:hr="t" fillcolor="#a0a0a0" stroked="f"/>
-        </w:pict>
-      </w:r>
-    </w:p>
-    <w:p>
-      <w:pPr>
-        <w:ind w:firstLine="709"/>
+        </w:rPr>
+      </w:pPr>
+      <w:r>
         <w:rPr>
           <w:b/>
           <w:bCs/>
         </w:rPr>
-      </w:pPr>
-      <w:r>
+        <w:t>2. Admin panel</w:t>
+      </w:r>
+    </w:p>
+    <w:p>
+      <w:pPr>
+        <w:ind w:firstLine="709"/>
+      </w:pPr>
+      <w:r>
+        <w:t>Djangoning built-in admini yetadi.</w:t>
+      </w:r>
+    </w:p>
+    <w:p>
+      <w:pPr>
+        <w:ind w:firstLine="709"/>
+        <w:rPr>
+          <w:lang w:val="ru-RU"/>
+        </w:rPr>
+      </w:pPr>
+      <w:r>
+        <w:rPr>
+          <w:lang w:val="ru-RU"/>
+        </w:rPr>
+        <w:t>Admin orqali:</w:t>
+      </w:r>
+    </w:p>
+    <w:p>
+      <w:pPr>
+        <w:numPr>
+          <w:ilvl w:val="0"/>
+          <w:numId w:val="6"/>
+        </w:numPr>
+        <w:rPr>
+          <w:lang w:val="ru-RU"/>
+        </w:rPr>
+      </w:pPr>
+      <w:r>
+        <w:rPr>
+          <w:lang w:val="ru-RU"/>
+        </w:rPr>
+        <w:t xml:space="preserve">Project qo‘shish </w:t>
+      </w:r>
+    </w:p>
+    <w:p>
+      <w:pPr>
+        <w:numPr>
+          <w:ilvl w:val="0"/>
+          <w:numId w:val="6"/>
+        </w:numPr>
+        <w:rPr>
+          <w:lang w:val="ru-RU"/>
+        </w:rPr>
+      </w:pPr>
+      <w:r>
+        <w:rPr>
+          <w:lang w:val="ru-RU"/>
+        </w:rPr>
+        <w:t xml:space="preserve">Rasmlar qo‘shish </w:t>
+      </w:r>
+    </w:p>
+    <w:p>
+      <w:pPr>
+        <w:numPr>
+          <w:ilvl w:val="0"/>
+          <w:numId w:val="6"/>
+        </w:numPr>
+        <w:rPr>
+          <w:lang w:val="ru-RU"/>
+        </w:rPr>
+      </w:pPr>
+      <w:r>
+        <w:rPr>
+          <w:lang w:val="ru-RU"/>
+        </w:rPr>
+        <w:t xml:space="preserve">Leadlarni ko‘rish </w:t>
+      </w:r>
+    </w:p>
+    <w:p>
+      <w:pPr>
+        <w:numPr>
+          <w:ilvl w:val="0"/>
+          <w:numId w:val="6"/>
+        </w:numPr>
+        <w:rPr>
+          <w:lang w:val="ru-RU"/>
+        </w:rPr>
+      </w:pPr>
+      <w:r>
+        <w:rPr>
+          <w:lang w:val="ru-RU"/>
+        </w:rPr>
+        <w:t xml:space="preserve">Menejerlar </w:t>
+      </w:r>
+    </w:p>
+    <w:p>
+      <w:pPr>
+        <w:ind w:firstLine="709"/>
+        <w:rPr>
+          <w:lang w:val="ru-RU"/>
+        </w:rPr>
+      </w:pPr>
+      <w:r>
+        <w:rPr>
+          <w:lang w:val="ru-RU"/>
+        </w:rPr>
+        <w:pict w14:anchorId="3725852F">
+          <v:rect id="_x0000_i1029" style="width:0;height:1.5pt" o:hralign="center" o:hrstd="t" o:hr="t" fillcolor="#a0a0a0" stroked="f"/>
+        </w:pict>
+      </w:r>
+    </w:p>
+    <w:p>
+      <w:pPr>
+        <w:ind w:firstLine="709"/>
         <w:rPr>
           <w:b/>
           <w:bCs/>
         </w:rPr>
-        <w:t>Projects (/projects/)</w:t>
-      </w:r>
-    </w:p>
-    <w:p>
-      <w:pPr>
-        <w:ind w:firstLine="709"/>
-      </w:pPr>
-      <w:r>
-        <w:lastRenderedPageBreak/>
-        <w:t>Barcha obyektlar.</w:t>
-      </w:r>
-    </w:p>
-    <w:p>
-      <w:pPr>
-        <w:ind w:firstLine="709"/>
-      </w:pPr>
-      <w:r>
-        <w:t>Card format:</w:t>
-      </w:r>
-    </w:p>
-    <w:p>
-      <w:pPr>
-        <w:numPr>
-          <w:ilvl w:val="0"/>
-          <w:numId w:val="3"/>
-        </w:numPr>
-        <w:rPr>
-          <w:lang w:val="ru-RU"/>
-        </w:rPr>
-      </w:pPr>
-      <w:proofErr w:type="spellStart"/>
-      <w:r>
-        <w:rPr>
-          <w:lang w:val="ru-RU"/>
-        </w:rPr>
-        <w:t>Rasm</w:t>
-      </w:r>
-      <w:proofErr w:type="spellEnd"/>
-      <w:r>
-        <w:rPr>
-          <w:lang w:val="ru-RU"/>
-        </w:rPr>
-        <w:t xml:space="preserve"> </w:t>
-      </w:r>
-    </w:p>
-    <w:p>
-      <w:pPr>
-        <w:numPr>
-          <w:ilvl w:val="0"/>
-          <w:numId w:val="3"/>
-        </w:numPr>
-        <w:rPr>
-          <w:lang w:val="ru-RU"/>
-        </w:rPr>
-      </w:pPr>
-      <w:proofErr w:type="spellStart"/>
-      <w:r>
-        <w:rPr>
-          <w:lang w:val="ru-RU"/>
-        </w:rPr>
-        <w:t>Nomi</w:t>
-      </w:r>
-      <w:proofErr w:type="spellEnd"/>
-      <w:r>
-        <w:rPr>
-          <w:lang w:val="ru-RU"/>
-        </w:rPr>
-        <w:t xml:space="preserve"> </w:t>
-      </w:r>
-    </w:p>
-    <w:p>
-      <w:pPr>
-        <w:numPr>
-          <w:ilvl w:val="0"/>
-          <w:numId w:val="3"/>
-        </w:numPr>
-        <w:rPr>
-          <w:lang w:val="ru-RU"/>
-        </w:rPr>
-      </w:pPr>
-      <w:proofErr w:type="spellStart"/>
-      <w:r>
-        <w:rPr>
-          <w:lang w:val="ru-RU"/>
-        </w:rPr>
-        <w:t>Joylashuv</w:t>
-      </w:r>
-      <w:proofErr w:type="spellEnd"/>
-      <w:r>
-        <w:rPr>
-          <w:lang w:val="ru-RU"/>
-        </w:rPr>
-        <w:t xml:space="preserve"> </w:t>
-      </w:r>
-    </w:p>
-    <w:p>
-      <w:pPr>
-        <w:numPr>
-          <w:ilvl w:val="0"/>
-          <w:numId w:val="3"/>
-        </w:numPr>
-        <w:rPr>
-          <w:lang w:val="ru-RU"/>
-        </w:rPr>
-      </w:pPr>
-      <w:proofErr w:type="spellStart"/>
-      <w:r>
-        <w:rPr>
-          <w:lang w:val="ru-RU"/>
-        </w:rPr>
-        <w:t>Narx</w:t>
-      </w:r>
-      <w:proofErr w:type="spellEnd"/>
-      <w:r>
-        <w:rPr>
-          <w:lang w:val="ru-RU"/>
-        </w:rPr>
-        <w:t xml:space="preserve"> </w:t>
-      </w:r>
-    </w:p>
-    <w:p>
-      <w:pPr>
-        <w:numPr>
-          <w:ilvl w:val="0"/>
-          <w:numId w:val="3"/>
-        </w:numPr>
-        <w:rPr>
-          <w:lang w:val="ru-RU"/>
-        </w:rPr>
-      </w:pPr>
-      <w:proofErr w:type="spellStart"/>
-      <w:r>
-        <w:rPr>
-          <w:lang w:val="ru-RU"/>
-        </w:rPr>
-        <w:t>Status</w:t>
-      </w:r>
-      <w:proofErr w:type="spellEnd"/>
-      <w:r>
-        <w:rPr>
-          <w:lang w:val="ru-RU"/>
-        </w:rPr>
-        <w:t xml:space="preserve"> </w:t>
-      </w:r>
-    </w:p>
-    <w:p>
-      <w:pPr>
-        <w:numPr>
-          <w:ilvl w:val="0"/>
-          <w:numId w:val="3"/>
-        </w:numPr>
-        <w:rPr>
-          <w:lang w:val="ru-RU"/>
-        </w:rPr>
-      </w:pPr>
-      <w:r>
-        <w:rPr>
-          <w:lang w:val="ru-RU"/>
-        </w:rPr>
-        <w:t>“</w:t>
-      </w:r>
-      <w:proofErr w:type="spellStart"/>
-      <w:r>
-        <w:rPr>
-          <w:lang w:val="ru-RU"/>
-        </w:rPr>
-        <w:t>Batafsil</w:t>
-      </w:r>
-      <w:proofErr w:type="spellEnd"/>
-      <w:r>
-        <w:rPr>
-          <w:lang w:val="ru-RU"/>
-        </w:rPr>
-        <w:t xml:space="preserve">” </w:t>
-      </w:r>
-    </w:p>
-    <w:p>
-      <w:pPr>
-        <w:ind w:firstLine="709"/>
-        <w:rPr>
-          <w:lang w:val="ru-RU"/>
-        </w:rPr>
-      </w:pPr>
-      <w:r>
-        <w:rPr>
-          <w:lang w:val="ru-RU"/>
-        </w:rPr>
-        <w:pict w14:anchorId="0D11C049">
-          <v:rect id="_x0000_i1146" style="width:0;height:1.5pt" o:hralign="center" o:hrstd="t" o:hr="t" fillcolor="#a0a0a0" stroked="f"/>
-        </w:pict>
-      </w:r>
-    </w:p>
-    <w:p>
-      <w:pPr>
-        <w:ind w:firstLine="709"/>
+      </w:pPr>
+      <w:r>
         <w:rPr>
           <w:b/>
           <w:bCs/>
         </w:rPr>
-      </w:pPr>
-      <w:r>
-        <w:rPr>
-          <w:b/>
-          <w:bCs/>
-        </w:rPr>
-        <w:t>Project Detail (/projects/&lt;id&gt;/)</w:t>
-      </w:r>
-    </w:p>
-    <w:p>
-      <w:pPr>
-        <w:ind w:firstLine="709"/>
-      </w:pPr>
-      <w:r>
-        <w:t>Eng muhim page.</w:t>
-      </w:r>
-    </w:p>
-    <w:p>
-      <w:pPr>
-        <w:ind w:firstLine="709"/>
-        <w:rPr>
-          <w:lang w:val="ru-RU"/>
-        </w:rPr>
-      </w:pPr>
-      <w:proofErr w:type="spellStart"/>
-      <w:r>
-        <w:rPr>
-          <w:lang w:val="ru-RU"/>
-        </w:rPr>
-        <w:t>Bo‘lishi</w:t>
-      </w:r>
-      <w:proofErr w:type="spellEnd"/>
-      <w:r>
-        <w:rPr>
-          <w:lang w:val="ru-RU"/>
-        </w:rPr>
-        <w:t xml:space="preserve"> </w:t>
-      </w:r>
-      <w:proofErr w:type="spellStart"/>
-      <w:r>
-        <w:rPr>
-          <w:lang w:val="ru-RU"/>
-        </w:rPr>
-        <w:t>kerak</w:t>
-      </w:r>
-      <w:proofErr w:type="spellEnd"/>
-      <w:r>
-        <w:rPr>
-          <w:lang w:val="ru-RU"/>
-        </w:rPr>
-        <w:t>:</w:t>
-      </w:r>
-    </w:p>
-    <w:p>
-      <w:pPr>
-        <w:numPr>
-          <w:ilvl w:val="0"/>
-          <w:numId w:val="4"/>
-        </w:numPr>
-        <w:rPr>
-          <w:lang w:val="ru-RU"/>
-        </w:rPr>
-      </w:pPr>
-      <w:r>
-        <w:rPr>
-          <w:lang w:val="ru-RU"/>
-        </w:rPr>
-        <w:t xml:space="preserve">Gallery </w:t>
-      </w:r>
-    </w:p>
-    <w:p>
-      <w:pPr>
-        <w:numPr>
-          <w:ilvl w:val="0"/>
-          <w:numId w:val="4"/>
-        </w:numPr>
-        <w:rPr>
-          <w:lang w:val="ru-RU"/>
-        </w:rPr>
-      </w:pPr>
-      <w:proofErr w:type="spellStart"/>
-      <w:r>
-        <w:rPr>
-          <w:lang w:val="ru-RU"/>
-        </w:rPr>
-        <w:t>Tavsif</w:t>
-      </w:r>
-      <w:proofErr w:type="spellEnd"/>
-      <w:r>
-        <w:rPr>
-          <w:lang w:val="ru-RU"/>
-        </w:rPr>
-        <w:t xml:space="preserve"> </w:t>
-      </w:r>
-    </w:p>
-    <w:p>
-      <w:pPr>
-        <w:numPr>
-          <w:ilvl w:val="0"/>
-          <w:numId w:val="4"/>
-        </w:numPr>
-        <w:rPr>
-          <w:lang w:val="ru-RU"/>
-        </w:rPr>
-      </w:pPr>
-      <w:proofErr w:type="spellStart"/>
-      <w:r>
-        <w:rPr>
-          <w:lang w:val="ru-RU"/>
-        </w:rPr>
-        <w:t>Narx</w:t>
-      </w:r>
-      <w:proofErr w:type="spellEnd"/>
-      <w:r>
-        <w:rPr>
-          <w:lang w:val="ru-RU"/>
-        </w:rPr>
-        <w:t xml:space="preserve"> </w:t>
-      </w:r>
-    </w:p>
-    <w:p>
-      <w:pPr>
-        <w:numPr>
-          <w:ilvl w:val="0"/>
-          <w:numId w:val="4"/>
-        </w:numPr>
-        <w:rPr>
-          <w:lang w:val="ru-RU"/>
-        </w:rPr>
-      </w:pPr>
-      <w:proofErr w:type="spellStart"/>
-      <w:r>
-        <w:rPr>
-          <w:lang w:val="ru-RU"/>
-        </w:rPr>
-        <w:t>Xonalar</w:t>
-      </w:r>
-      <w:proofErr w:type="spellEnd"/>
-      <w:r>
-        <w:rPr>
-          <w:lang w:val="ru-RU"/>
-        </w:rPr>
-        <w:t xml:space="preserve"> </w:t>
-      </w:r>
-      <w:proofErr w:type="spellStart"/>
-      <w:r>
-        <w:rPr>
-          <w:lang w:val="ru-RU"/>
-        </w:rPr>
-        <w:t>soni</w:t>
-      </w:r>
-      <w:proofErr w:type="spellEnd"/>
-      <w:r>
-        <w:rPr>
-          <w:lang w:val="ru-RU"/>
-        </w:rPr>
-        <w:t xml:space="preserve"> </w:t>
-      </w:r>
-    </w:p>
-    <w:p>
-      <w:pPr>
-        <w:numPr>
-          <w:ilvl w:val="0"/>
-          <w:numId w:val="4"/>
-        </w:numPr>
-        <w:rPr>
-          <w:lang w:val="ru-RU"/>
-        </w:rPr>
-      </w:pPr>
-      <w:proofErr w:type="spellStart"/>
-      <w:r>
-        <w:rPr>
-          <w:lang w:val="ru-RU"/>
-        </w:rPr>
-        <w:t>Floor</w:t>
-      </w:r>
-      <w:proofErr w:type="spellEnd"/>
-      <w:r>
-        <w:rPr>
-          <w:lang w:val="ru-RU"/>
-        </w:rPr>
-        <w:t xml:space="preserve"> </w:t>
-      </w:r>
-      <w:proofErr w:type="spellStart"/>
-      <w:r>
-        <w:rPr>
-          <w:lang w:val="ru-RU"/>
-        </w:rPr>
-        <w:t>plan</w:t>
-      </w:r>
-      <w:proofErr w:type="spellEnd"/>
-      <w:r>
-        <w:rPr>
-          <w:lang w:val="ru-RU"/>
-        </w:rPr>
-        <w:t xml:space="preserve"> </w:t>
-      </w:r>
-    </w:p>
-    <w:p>
-      <w:pPr>
-        <w:numPr>
-          <w:ilvl w:val="0"/>
-          <w:numId w:val="4"/>
-        </w:numPr>
-        <w:rPr>
-          <w:lang w:val="ru-RU"/>
-        </w:rPr>
-      </w:pPr>
-      <w:proofErr w:type="spellStart"/>
-      <w:r>
-        <w:rPr>
-          <w:lang w:val="ru-RU"/>
-        </w:rPr>
-        <w:t>Location</w:t>
-      </w:r>
-      <w:proofErr w:type="spellEnd"/>
-      <w:r>
-        <w:rPr>
-          <w:lang w:val="ru-RU"/>
-        </w:rPr>
-        <w:t xml:space="preserve"> </w:t>
-      </w:r>
-    </w:p>
-    <w:p>
-      <w:pPr>
-        <w:numPr>
-          <w:ilvl w:val="0"/>
-          <w:numId w:val="4"/>
-        </w:numPr>
-        <w:rPr>
-          <w:lang w:val="ru-RU"/>
-        </w:rPr>
-      </w:pPr>
-      <w:r>
-        <w:rPr>
-          <w:lang w:val="ru-RU"/>
-        </w:rPr>
-        <w:t xml:space="preserve">“Call” </w:t>
-      </w:r>
-      <w:proofErr w:type="spellStart"/>
-      <w:r>
-        <w:rPr>
-          <w:lang w:val="ru-RU"/>
-        </w:rPr>
-        <w:t>button</w:t>
-      </w:r>
-      <w:proofErr w:type="spellEnd"/>
-      <w:r>
-        <w:rPr>
-          <w:lang w:val="ru-RU"/>
-        </w:rPr>
-        <w:t xml:space="preserve"> </w:t>
-      </w:r>
-    </w:p>
-    <w:p>
-      <w:pPr>
-        <w:numPr>
-          <w:ilvl w:val="0"/>
-          <w:numId w:val="4"/>
-        </w:numPr>
-        <w:rPr>
-          <w:lang w:val="ru-RU"/>
-        </w:rPr>
-      </w:pPr>
-      <w:r>
-        <w:rPr>
-          <w:lang w:val="ru-RU"/>
-        </w:rPr>
-        <w:t>“</w:t>
-      </w:r>
-      <w:proofErr w:type="spellStart"/>
-      <w:r>
-        <w:rPr>
-          <w:lang w:val="ru-RU"/>
-        </w:rPr>
-        <w:t>So‘rov</w:t>
-      </w:r>
-      <w:proofErr w:type="spellEnd"/>
-      <w:r>
-        <w:rPr>
-          <w:lang w:val="ru-RU"/>
-        </w:rPr>
-        <w:t xml:space="preserve"> </w:t>
-      </w:r>
-      <w:proofErr w:type="spellStart"/>
-      <w:r>
-        <w:rPr>
-          <w:lang w:val="ru-RU"/>
-        </w:rPr>
-        <w:t>qoldirish</w:t>
-      </w:r>
-      <w:proofErr w:type="spellEnd"/>
-      <w:r>
-        <w:rPr>
-          <w:lang w:val="ru-RU"/>
-        </w:rPr>
-        <w:t xml:space="preserve">” </w:t>
-      </w:r>
-    </w:p>
-    <w:p>
-      <w:pPr>
-        <w:ind w:firstLine="709"/>
-        <w:rPr>
-          <w:lang w:val="ru-RU"/>
-        </w:rPr>
-      </w:pPr>
-      <w:r>
-        <w:rPr>
-          <w:lang w:val="ru-RU"/>
-        </w:rPr>
-        <w:pict w14:anchorId="7D0A6976">
-          <v:rect id="_x0000_i1147" style="width:0;height:1.5pt" o:hralign="center" o:hrstd="t" o:hr="t" fillcolor="#a0a0a0" stroked="f"/>
-        </w:pict>
-      </w:r>
-    </w:p>
-    <w:p>
-      <w:pPr>
-        <w:ind w:firstLine="709"/>
-        <w:rPr>
-          <w:b/>
-          <w:bCs/>
-          <w:lang w:val="ru-RU"/>
-        </w:rPr>
-      </w:pPr>
-      <w:r>
-        <w:rPr>
-          <w:b/>
-          <w:bCs/>
-          <w:lang w:val="ru-RU"/>
-        </w:rPr>
-        <w:t>Contact (/</w:t>
-      </w:r>
-      <w:proofErr w:type="spellStart"/>
-      <w:r>
-        <w:rPr>
-          <w:b/>
-          <w:bCs/>
-          <w:lang w:val="ru-RU"/>
-        </w:rPr>
-        <w:t>contact</w:t>
-      </w:r>
-      <w:proofErr w:type="spellEnd"/>
-      <w:r>
-        <w:rPr>
-          <w:b/>
-          <w:bCs/>
-          <w:lang w:val="ru-RU"/>
-        </w:rPr>
-        <w:t>/)</w:t>
-      </w:r>
-    </w:p>
-    <w:p>
-      <w:pPr>
-        <w:ind w:firstLine="709"/>
-        <w:rPr>
-          <w:lang w:val="ru-RU"/>
-        </w:rPr>
-      </w:pPr>
-      <w:proofErr w:type="spellStart"/>
-      <w:r>
-        <w:rPr>
-          <w:lang w:val="ru-RU"/>
-        </w:rPr>
-        <w:t>Oddiy</w:t>
-      </w:r>
-      <w:proofErr w:type="spellEnd"/>
-      <w:r>
-        <w:rPr>
-          <w:lang w:val="ru-RU"/>
-        </w:rPr>
-        <w:t xml:space="preserve"> </w:t>
-      </w:r>
-      <w:proofErr w:type="spellStart"/>
-      <w:r>
-        <w:rPr>
-          <w:lang w:val="ru-RU"/>
-        </w:rPr>
-        <w:t>form</w:t>
-      </w:r>
-      <w:proofErr w:type="spellEnd"/>
-      <w:r>
-        <w:rPr>
-          <w:lang w:val="ru-RU"/>
-        </w:rPr>
-        <w:t>:</w:t>
-      </w:r>
-    </w:p>
-    <w:p>
-      <w:pPr>
-        <w:numPr>
-          <w:ilvl w:val="0"/>
-          <w:numId w:val="5"/>
-        </w:numPr>
-        <w:rPr>
-          <w:lang w:val="ru-RU"/>
-        </w:rPr>
-      </w:pPr>
-      <w:proofErr w:type="spellStart"/>
-      <w:r>
-        <w:rPr>
-          <w:lang w:val="ru-RU"/>
-        </w:rPr>
-        <w:lastRenderedPageBreak/>
-        <w:t>Ism</w:t>
-      </w:r>
-      <w:proofErr w:type="spellEnd"/>
-      <w:r>
-        <w:rPr>
-          <w:lang w:val="ru-RU"/>
-        </w:rPr>
-        <w:t xml:space="preserve"> </w:t>
-      </w:r>
-    </w:p>
-    <w:p>
-      <w:pPr>
-        <w:numPr>
-          <w:ilvl w:val="0"/>
-          <w:numId w:val="5"/>
-        </w:numPr>
-        <w:rPr>
-          <w:lang w:val="ru-RU"/>
-        </w:rPr>
-      </w:pPr>
-      <w:proofErr w:type="spellStart"/>
-      <w:r>
-        <w:rPr>
-          <w:lang w:val="ru-RU"/>
-        </w:rPr>
-        <w:t>Telefon</w:t>
-      </w:r>
-      <w:proofErr w:type="spellEnd"/>
-      <w:r>
-        <w:rPr>
-          <w:lang w:val="ru-RU"/>
-        </w:rPr>
-        <w:t xml:space="preserve"> </w:t>
-      </w:r>
-    </w:p>
-    <w:p>
-      <w:pPr>
-        <w:numPr>
-          <w:ilvl w:val="0"/>
-          <w:numId w:val="5"/>
-        </w:numPr>
-        <w:rPr>
-          <w:lang w:val="ru-RU"/>
-        </w:rPr>
-      </w:pPr>
-      <w:r>
-        <w:rPr>
-          <w:lang w:val="ru-RU"/>
-        </w:rPr>
-        <w:t xml:space="preserve">Message </w:t>
-      </w:r>
-    </w:p>
-    <w:p>
-      <w:pPr>
-        <w:ind w:firstLine="709"/>
-        <w:rPr>
-          <w:lang w:val="ru-RU"/>
-        </w:rPr>
-      </w:pPr>
-      <w:r>
-        <w:rPr>
-          <w:lang w:val="ru-RU"/>
-        </w:rPr>
-        <w:pict w14:anchorId="137CD5DF">
-          <v:rect id="_x0000_i1148" style="width:0;height:1.5pt" o:hralign="center" o:hrstd="t" o:hr="t" fillcolor="#a0a0a0" stroked="f"/>
-        </w:pict>
-      </w:r>
-    </w:p>
-    <w:p>
-      <w:pPr>
-        <w:ind w:firstLine="709"/>
-        <w:rPr>
-          <w:b/>
-          <w:bCs/>
-        </w:rPr>
-      </w:pPr>
-      <w:r>
-        <w:rPr>
-          <w:b/>
-          <w:bCs/>
-        </w:rPr>
-        <w:t>2. Admin panel</w:t>
-      </w:r>
-    </w:p>
-    <w:p>
-      <w:pPr>
-        <w:ind w:firstLine="709"/>
-      </w:pPr>
-      <w:r>
-        <w:t>Djangoning built-in admini yetadi.</w:t>
-      </w:r>
-    </w:p>
-    <w:p>
-      <w:pPr>
-        <w:ind w:firstLine="709"/>
-        <w:rPr>
-          <w:lang w:val="ru-RU"/>
-        </w:rPr>
-      </w:pPr>
-      <w:proofErr w:type="spellStart"/>
-      <w:r>
-        <w:rPr>
-          <w:lang w:val="ru-RU"/>
-        </w:rPr>
-        <w:t>Admin</w:t>
-      </w:r>
-      <w:proofErr w:type="spellEnd"/>
-      <w:r>
-        <w:rPr>
-          <w:lang w:val="ru-RU"/>
-        </w:rPr>
-        <w:t xml:space="preserve"> </w:t>
-      </w:r>
-      <w:proofErr w:type="spellStart"/>
-      <w:r>
-        <w:rPr>
-          <w:lang w:val="ru-RU"/>
-        </w:rPr>
-        <w:t>orqali</w:t>
-      </w:r>
-      <w:proofErr w:type="spellEnd"/>
-      <w:r>
-        <w:rPr>
-          <w:lang w:val="ru-RU"/>
-        </w:rPr>
-        <w:t>:</w:t>
-      </w:r>
-    </w:p>
-    <w:p>
-      <w:pPr>
-        <w:numPr>
-          <w:ilvl w:val="0"/>
-          <w:numId w:val="6"/>
-        </w:numPr>
-        <w:rPr>
-          <w:lang w:val="ru-RU"/>
-        </w:rPr>
-      </w:pPr>
-      <w:r>
-        <w:rPr>
-          <w:lang w:val="ru-RU"/>
-        </w:rPr>
-        <w:t xml:space="preserve">Project </w:t>
-      </w:r>
-      <w:proofErr w:type="spellStart"/>
-      <w:r>
-        <w:rPr>
-          <w:lang w:val="ru-RU"/>
-        </w:rPr>
-        <w:t>qo‘shish</w:t>
-      </w:r>
-      <w:proofErr w:type="spellEnd"/>
-      <w:r>
-        <w:rPr>
-          <w:lang w:val="ru-RU"/>
-        </w:rPr>
-        <w:t xml:space="preserve"> </w:t>
-      </w:r>
-    </w:p>
-    <w:p>
-      <w:pPr>
-        <w:numPr>
-          <w:ilvl w:val="0"/>
-          <w:numId w:val="6"/>
-        </w:numPr>
-        <w:rPr>
-          <w:lang w:val="ru-RU"/>
-        </w:rPr>
-      </w:pPr>
-      <w:proofErr w:type="spellStart"/>
-      <w:r>
-        <w:rPr>
-          <w:lang w:val="ru-RU"/>
-        </w:rPr>
-        <w:t>Rasmlar</w:t>
-      </w:r>
-      <w:proofErr w:type="spellEnd"/>
-      <w:r>
-        <w:rPr>
-          <w:lang w:val="ru-RU"/>
-        </w:rPr>
-        <w:t xml:space="preserve"> </w:t>
-      </w:r>
-      <w:proofErr w:type="spellStart"/>
-      <w:r>
-        <w:rPr>
-          <w:lang w:val="ru-RU"/>
-        </w:rPr>
-        <w:t>qo‘shish</w:t>
-      </w:r>
-      <w:proofErr w:type="spellEnd"/>
-      <w:r>
-        <w:rPr>
-          <w:lang w:val="ru-RU"/>
-        </w:rPr>
-        <w:t xml:space="preserve"> </w:t>
-      </w:r>
-    </w:p>
-    <w:p>
-      <w:pPr>
-        <w:numPr>
-          <w:ilvl w:val="0"/>
-          <w:numId w:val="6"/>
-        </w:numPr>
-        <w:rPr>
-          <w:lang w:val="ru-RU"/>
-        </w:rPr>
-      </w:pPr>
-      <w:proofErr w:type="spellStart"/>
-      <w:r>
-        <w:rPr>
-          <w:lang w:val="ru-RU"/>
-        </w:rPr>
-        <w:t>Leadlarni</w:t>
-      </w:r>
-      <w:proofErr w:type="spellEnd"/>
-      <w:r>
-        <w:rPr>
-          <w:lang w:val="ru-RU"/>
-        </w:rPr>
-        <w:t xml:space="preserve"> </w:t>
-      </w:r>
-      <w:proofErr w:type="spellStart"/>
-      <w:r>
-        <w:rPr>
-          <w:lang w:val="ru-RU"/>
-        </w:rPr>
-        <w:t>ko‘rish</w:t>
-      </w:r>
-      <w:proofErr w:type="spellEnd"/>
-      <w:r>
-        <w:rPr>
-          <w:lang w:val="ru-RU"/>
-        </w:rPr>
-        <w:t xml:space="preserve"> </w:t>
-      </w:r>
-    </w:p>
-    <w:p>
-      <w:pPr>
-        <w:numPr>
-          <w:ilvl w:val="0"/>
-          <w:numId w:val="6"/>
-        </w:numPr>
-        <w:rPr>
-          <w:lang w:val="ru-RU"/>
-        </w:rPr>
-      </w:pPr>
-      <w:proofErr w:type="spellStart"/>
-      <w:r>
-        <w:rPr>
-          <w:lang w:val="ru-RU"/>
-        </w:rPr>
-        <w:t>Menejerlar</w:t>
-      </w:r>
-      <w:proofErr w:type="spellEnd"/>
-      <w:r>
-        <w:rPr>
-          <w:lang w:val="ru-RU"/>
-        </w:rPr>
-        <w:t xml:space="preserve"> </w:t>
-      </w:r>
-    </w:p>
-    <w:p>
-      <w:pPr>
-        <w:ind w:firstLine="709"/>
-        <w:rPr>
-          <w:lang w:val="ru-RU"/>
-        </w:rPr>
-      </w:pPr>
-      <w:r>
-        <w:rPr>
-          <w:lang w:val="ru-RU"/>
-        </w:rPr>
-        <w:pict w14:anchorId="3725852F">
-          <v:rect id="_x0000_i1149" style="width:0;height:1.5pt" o:hralign="center" o:hrstd="t" o:hr="t" fillcolor="#a0a0a0" stroked="f"/>
-        </w:pict>
-      </w:r>
-    </w:p>
-    <w:p>
-      <w:pPr>
-        <w:ind w:firstLine="709"/>
-        <w:rPr>
-          <w:b/>
-          <w:bCs/>
-        </w:rPr>
-      </w:pPr>
-      <w:r>
-        <w:rPr>
-          <w:b/>
-          <w:bCs/>
-        </w:rPr>
         <w:t>3. Django Apps</w:t>
       </w:r>
     </w:p>
@@ -1784,7 +968,7 @@
           <w:lang w:val="ru-RU"/>
         </w:rPr>
         <w:pict w14:anchorId="35732641">
-          <v:rect id="_x0000_i1150" style="width:0;height:1.5pt" o:hralign="center" o:hrstd="t" o:hr="t" fillcolor="#a0a0a0" stroked="f"/>
+          <v:rect id="_x0000_i1030" style="width:0;height:1.5pt" o:hralign="center" o:hrstd="t" o:hr="t" fillcolor="#a0a0a0" stroked="f"/>
         </w:pict>
       </w:r>
     </w:p>
@@ -1886,7 +1070,7 @@
           <w:lang w:val="ru-RU"/>
         </w:rPr>
         <w:pict w14:anchorId="1D8F5EB6">
-          <v:rect id="_x0000_i1151" style="width:0;height:1.5pt" o:hralign="center" o:hrstd="t" o:hr="t" fillcolor="#a0a0a0" stroked="f"/>
+          <v:rect id="_x0000_i1031" style="width:0;height:1.5pt" o:hralign="center" o:hrstd="t" o:hr="t" fillcolor="#a0a0a0" stroked="f"/>
         </w:pict>
       </w:r>
     </w:p>
@@ -1945,7 +1129,7 @@
           <w:lang w:val="ru-RU"/>
         </w:rPr>
         <w:pict w14:anchorId="20313074">
-          <v:rect id="_x0000_i1152" style="width:0;height:1.5pt" o:hralign="center" o:hrstd="t" o:hr="t" fillcolor="#a0a0a0" stroked="f"/>
+          <v:rect id="_x0000_i1032" style="width:0;height:1.5pt" o:hralign="center" o:hrstd="t" o:hr="t" fillcolor="#a0a0a0" stroked="f"/>
         </w:pict>
       </w:r>
     </w:p>
@@ -1983,19 +1167,11 @@
           <w:lang w:val="ru-RU"/>
         </w:rPr>
       </w:pPr>
-      <w:proofErr w:type="spellStart"/>
-      <w:r>
-        <w:rPr>
-          <w:lang w:val="ru-RU"/>
-        </w:rPr>
-        <w:t>Bootstrap</w:t>
-      </w:r>
-      <w:proofErr w:type="spellEnd"/>
-      <w:r>
-        <w:rPr>
-          <w:lang w:val="ru-RU"/>
-        </w:rPr>
-        <w:t xml:space="preserve"> 5</w:t>
+      <w:r>
+        <w:rPr>
+          <w:lang w:val="ru-RU"/>
+        </w:rPr>
+        <w:t>Bootstrap 5</w:t>
       </w:r>
       <w:r>
         <w:rPr>
@@ -2015,83 +1191,25 @@
           <w:lang w:val="ru-RU"/>
         </w:rPr>
       </w:pPr>
-      <w:proofErr w:type="spellStart"/>
-      <w:r>
-        <w:rPr>
-          <w:lang w:val="ru-RU"/>
-        </w:rPr>
-        <w:t>oddiy</w:t>
-      </w:r>
-      <w:proofErr w:type="spellEnd"/>
-      <w:r>
-        <w:rPr>
-          <w:lang w:val="ru-RU"/>
-        </w:rPr>
-        <w:t xml:space="preserve"> CSS </w:t>
-      </w:r>
-    </w:p>
-    <w:p>
-      <w:pPr>
-        <w:ind w:firstLine="709"/>
-        <w:rPr>
-          <w:lang w:val="ru-RU"/>
-        </w:rPr>
-      </w:pPr>
-      <w:proofErr w:type="spellStart"/>
-      <w:r>
-        <w:rPr>
-          <w:lang w:val="ru-RU"/>
-        </w:rPr>
-        <w:t>Tailwindga</w:t>
-      </w:r>
-      <w:proofErr w:type="spellEnd"/>
-      <w:r>
-        <w:rPr>
-          <w:lang w:val="ru-RU"/>
-        </w:rPr>
-        <w:t xml:space="preserve"> </w:t>
-      </w:r>
-      <w:proofErr w:type="spellStart"/>
-      <w:r>
-        <w:rPr>
-          <w:lang w:val="ru-RU"/>
-        </w:rPr>
-        <w:t>kirmang</w:t>
-      </w:r>
-      <w:proofErr w:type="spellEnd"/>
-      <w:r>
-        <w:rPr>
-          <w:lang w:val="ru-RU"/>
-        </w:rPr>
-        <w:t xml:space="preserve">, </w:t>
-      </w:r>
-      <w:proofErr w:type="spellStart"/>
-      <w:r>
-        <w:rPr>
-          <w:lang w:val="ru-RU"/>
-        </w:rPr>
-        <w:t>vaqt</w:t>
-      </w:r>
-      <w:proofErr w:type="spellEnd"/>
-      <w:r>
-        <w:rPr>
-          <w:lang w:val="ru-RU"/>
-        </w:rPr>
-        <w:t xml:space="preserve"> </w:t>
-      </w:r>
-      <w:proofErr w:type="spellStart"/>
-      <w:r>
-        <w:rPr>
-          <w:lang w:val="ru-RU"/>
-        </w:rPr>
-        <w:t>ketadi</w:t>
-      </w:r>
-      <w:proofErr w:type="spellEnd"/>
-      <w:r>
-        <w:rPr>
-          <w:lang w:val="ru-RU"/>
-        </w:rPr>
-        <w:t>.</w:t>
+      <w:r>
+        <w:rPr>
+          <w:lang w:val="ru-RU"/>
+        </w:rPr>
+        <w:t xml:space="preserve">oddiy CSS </w:t>
+      </w:r>
+    </w:p>
+    <w:p>
+      <w:pPr>
+        <w:ind w:firstLine="709"/>
+        <w:rPr>
+          <w:lang w:val="ru-RU"/>
+        </w:rPr>
+      </w:pPr>
+      <w:r>
+        <w:rPr>
+          <w:lang w:val="ru-RU"/>
+        </w:rPr>
+        <w:t>Tailwindga kirmang, vaqt ketadi.</w:t>
       </w:r>
     </w:p>
     <w:p>
@@ -2106,7 +1224,7 @@
           <w:lang w:val="ru-RU"/>
         </w:rPr>
         <w:pict w14:anchorId="1A1C9ECB">
-          <v:rect id="_x0000_i1153" style="width:0;height:1.5pt" o:hralign="center" o:hrstd="t" o:hr="t" fillcolor="#a0a0a0" stroked="f"/>
+          <v:rect id="_x0000_i1033" style="width:0;height:1.5pt" o:hralign="center" o:hrstd="t" o:hr="t" fillcolor="#a0a0a0" stroked="f"/>
         </w:pict>
       </w:r>
     </w:p>
@@ -2177,7 +1295,7 @@
           <w:lang w:val="ru-RU"/>
         </w:rPr>
         <w:pict w14:anchorId="5704A49E">
-          <v:rect id="_x0000_i1154" style="width:0;height:1.5pt" o:hralign="center" o:hrstd="t" o:hr="t" fillcolor="#a0a0a0" stroked="f"/>
+          <v:rect id="_x0000_i1034" style="width:0;height:1.5pt" o:hralign="center" o:hrstd="t" o:hr="t" fillcolor="#a0a0a0" stroked="f"/>
         </w:pict>
       </w:r>
     </w:p>
@@ -2241,7 +1359,7 @@
           <w:lang w:val="ru-RU"/>
         </w:rPr>
         <w:pict w14:anchorId="682C1730">
-          <v:rect id="_x0000_i1155" style="width:0;height:1.5pt" o:hralign="center" o:hrstd="t" o:hr="t" fillcolor="#a0a0a0" stroked="f"/>
+          <v:rect id="_x0000_i1035" style="width:0;height:1.5pt" o:hralign="center" o:hrstd="t" o:hr="t" fillcolor="#a0a0a0" stroked="f"/>
         </w:pict>
       </w:r>
     </w:p>
@@ -2260,470 +1378,431 @@
           <w:bCs/>
           <w:lang w:val="ru-RU"/>
         </w:rPr>
-        <w:t xml:space="preserve">8. </w:t>
-      </w:r>
-      <w:proofErr w:type="spellStart"/>
-      <w:r>
+        <w:t>8. Footer</w:t>
+      </w:r>
+    </w:p>
+    <w:p>
+      <w:pPr>
+        <w:numPr>
+          <w:ilvl w:val="0"/>
+          <w:numId w:val="8"/>
+        </w:numPr>
+        <w:rPr>
+          <w:lang w:val="ru-RU"/>
+        </w:rPr>
+      </w:pPr>
+      <w:r>
+        <w:rPr>
+          <w:lang w:val="ru-RU"/>
+        </w:rPr>
+        <w:t xml:space="preserve">Telefon </w:t>
+      </w:r>
+    </w:p>
+    <w:p>
+      <w:pPr>
+        <w:numPr>
+          <w:ilvl w:val="0"/>
+          <w:numId w:val="8"/>
+        </w:numPr>
+        <w:rPr>
+          <w:lang w:val="ru-RU"/>
+        </w:rPr>
+      </w:pPr>
+      <w:r>
+        <w:rPr>
+          <w:lang w:val="ru-RU"/>
+        </w:rPr>
+        <w:t xml:space="preserve">Telegram </w:t>
+      </w:r>
+    </w:p>
+    <w:p>
+      <w:pPr>
+        <w:numPr>
+          <w:ilvl w:val="0"/>
+          <w:numId w:val="8"/>
+        </w:numPr>
+        <w:rPr>
+          <w:lang w:val="ru-RU"/>
+        </w:rPr>
+      </w:pPr>
+      <w:r>
+        <w:rPr>
+          <w:lang w:val="ru-RU"/>
+        </w:rPr>
+        <w:t xml:space="preserve">Location </w:t>
+      </w:r>
+    </w:p>
+    <w:p>
+      <w:pPr>
+        <w:numPr>
+          <w:ilvl w:val="0"/>
+          <w:numId w:val="8"/>
+        </w:numPr>
+        <w:rPr>
+          <w:lang w:val="ru-RU"/>
+        </w:rPr>
+      </w:pPr>
+      <w:r>
+        <w:rPr>
+          <w:lang w:val="ru-RU"/>
+        </w:rPr>
+        <w:t xml:space="preserve">Social links </w:t>
+      </w:r>
+    </w:p>
+    <w:p>
+      <w:pPr>
+        <w:ind w:firstLine="709"/>
+        <w:rPr>
+          <w:lang w:val="ru-RU"/>
+        </w:rPr>
+      </w:pPr>
+      <w:r>
+        <w:rPr>
+          <w:lang w:val="ru-RU"/>
+        </w:rPr>
+        <w:pict w14:anchorId="7E828BD0">
+          <v:rect id="_x0000_i1036" style="width:0;height:1.5pt" o:hralign="center" o:hrstd="t" o:hr="t" fillcolor="#a0a0a0" stroked="f"/>
+        </w:pict>
+      </w:r>
+    </w:p>
+    <w:p>
+      <w:pPr>
+        <w:ind w:firstLine="709"/>
         <w:rPr>
           <w:b/>
           <w:bCs/>
-          <w:lang w:val="ru-RU"/>
-        </w:rPr>
-        <w:t>Footer</w:t>
-      </w:r>
-      <w:proofErr w:type="spellEnd"/>
-    </w:p>
-    <w:p>
-      <w:pPr>
-        <w:numPr>
-          <w:ilvl w:val="0"/>
-          <w:numId w:val="8"/>
-        </w:numPr>
-        <w:rPr>
-          <w:lang w:val="ru-RU"/>
-        </w:rPr>
-      </w:pPr>
-      <w:proofErr w:type="spellStart"/>
-      <w:r>
-        <w:rPr>
-          <w:lang w:val="ru-RU"/>
-        </w:rPr>
-        <w:t>Telefon</w:t>
-      </w:r>
-      <w:proofErr w:type="spellEnd"/>
-      <w:r>
-        <w:rPr>
-          <w:lang w:val="ru-RU"/>
-        </w:rPr>
-        <w:t xml:space="preserve"> </w:t>
-      </w:r>
-    </w:p>
-    <w:p>
-      <w:pPr>
-        <w:numPr>
-          <w:ilvl w:val="0"/>
-          <w:numId w:val="8"/>
-        </w:numPr>
-        <w:rPr>
-          <w:lang w:val="ru-RU"/>
-        </w:rPr>
-      </w:pPr>
-      <w:proofErr w:type="spellStart"/>
-      <w:r>
-        <w:rPr>
-          <w:lang w:val="ru-RU"/>
-        </w:rPr>
-        <w:t>Telegram</w:t>
-      </w:r>
-      <w:proofErr w:type="spellEnd"/>
-      <w:r>
-        <w:rPr>
-          <w:lang w:val="ru-RU"/>
-        </w:rPr>
-        <w:t xml:space="preserve"> </w:t>
-      </w:r>
-    </w:p>
-    <w:p>
-      <w:pPr>
-        <w:numPr>
-          <w:ilvl w:val="0"/>
-          <w:numId w:val="8"/>
-        </w:numPr>
-        <w:rPr>
-          <w:lang w:val="ru-RU"/>
-        </w:rPr>
-      </w:pPr>
-      <w:proofErr w:type="spellStart"/>
-      <w:r>
-        <w:rPr>
-          <w:lang w:val="ru-RU"/>
-        </w:rPr>
-        <w:t>Location</w:t>
-      </w:r>
-      <w:proofErr w:type="spellEnd"/>
-      <w:r>
-        <w:rPr>
-          <w:lang w:val="ru-RU"/>
-        </w:rPr>
-        <w:t xml:space="preserve"> </w:t>
-      </w:r>
-    </w:p>
-    <w:p>
-      <w:pPr>
-        <w:numPr>
-          <w:ilvl w:val="0"/>
-          <w:numId w:val="8"/>
-        </w:numPr>
-        <w:rPr>
-          <w:lang w:val="ru-RU"/>
-        </w:rPr>
-      </w:pPr>
-      <w:r>
-        <w:rPr>
-          <w:lang w:val="ru-RU"/>
-        </w:rPr>
-        <w:t xml:space="preserve">Social </w:t>
-      </w:r>
-      <w:proofErr w:type="spellStart"/>
-      <w:r>
-        <w:rPr>
-          <w:lang w:val="ru-RU"/>
-        </w:rPr>
-        <w:t>links</w:t>
-      </w:r>
-      <w:proofErr w:type="spellEnd"/>
-      <w:r>
-        <w:rPr>
-          <w:lang w:val="ru-RU"/>
-        </w:rPr>
-        <w:t xml:space="preserve"> </w:t>
-      </w:r>
-    </w:p>
-    <w:p>
-      <w:pPr>
-        <w:ind w:firstLine="709"/>
-        <w:rPr>
-          <w:lang w:val="ru-RU"/>
-        </w:rPr>
-      </w:pPr>
-      <w:r>
-        <w:rPr>
-          <w:lang w:val="ru-RU"/>
-        </w:rPr>
-        <w:pict w14:anchorId="7E828BD0">
-          <v:rect id="_x0000_i1156" style="width:0;height:1.5pt" o:hralign="center" o:hrstd="t" o:hr="t" fillcolor="#a0a0a0" stroked="f"/>
-        </w:pict>
-      </w:r>
-    </w:p>
-    <w:p>
-      <w:pPr>
-        <w:ind w:firstLine="709"/>
+        </w:rPr>
+      </w:pPr>
+      <w:r>
         <w:rPr>
           <w:b/>
           <w:bCs/>
         </w:rPr>
-      </w:pPr>
-      <w:r>
+        <w:t>9. 2 kunda ulgurish uchun roadmap</w:t>
+      </w:r>
+    </w:p>
+    <w:p>
+      <w:pPr>
+        <w:ind w:firstLine="709"/>
         <w:rPr>
           <w:b/>
           <w:bCs/>
         </w:rPr>
-        <w:t>9. 2 kunda ulgurish uchun roadmap</w:t>
-      </w:r>
-    </w:p>
-    <w:p>
-      <w:pPr>
-        <w:ind w:firstLine="709"/>
+      </w:pPr>
+      <w:r>
         <w:rPr>
           <w:b/>
           <w:bCs/>
         </w:rPr>
-      </w:pPr>
-      <w:r>
+        <w:lastRenderedPageBreak/>
+        <w:t>1-kun</w:t>
+      </w:r>
+    </w:p>
+    <w:p>
+      <w:pPr>
+        <w:ind w:firstLine="709"/>
         <w:rPr>
           <w:b/>
           <w:bCs/>
         </w:rPr>
-        <w:lastRenderedPageBreak/>
-        <w:t>1-kun</w:t>
-      </w:r>
-    </w:p>
-    <w:p>
-      <w:pPr>
-        <w:ind w:firstLine="709"/>
+      </w:pPr>
+      <w:r>
         <w:rPr>
           <w:b/>
           <w:bCs/>
         </w:rPr>
-      </w:pPr>
-      <w:r>
+        <w:t>Backend</w:t>
+      </w:r>
+    </w:p>
+    <w:p>
+      <w:pPr>
+        <w:numPr>
+          <w:ilvl w:val="0"/>
+          <w:numId w:val="9"/>
+        </w:numPr>
+        <w:rPr>
+          <w:lang w:val="ru-RU"/>
+        </w:rPr>
+      </w:pPr>
+      <w:r>
+        <w:rPr>
+          <w:lang w:val="ru-RU"/>
+        </w:rPr>
+        <w:t xml:space="preserve">Django setup </w:t>
+      </w:r>
+    </w:p>
+    <w:p>
+      <w:pPr>
+        <w:numPr>
+          <w:ilvl w:val="0"/>
+          <w:numId w:val="9"/>
+        </w:numPr>
+        <w:rPr>
+          <w:lang w:val="ru-RU"/>
+        </w:rPr>
+      </w:pPr>
+      <w:r>
+        <w:rPr>
+          <w:lang w:val="ru-RU"/>
+        </w:rPr>
+        <w:t xml:space="preserve">Models </w:t>
+      </w:r>
+    </w:p>
+    <w:p>
+      <w:pPr>
+        <w:numPr>
+          <w:ilvl w:val="0"/>
+          <w:numId w:val="9"/>
+        </w:numPr>
+        <w:rPr>
+          <w:lang w:val="ru-RU"/>
+        </w:rPr>
+      </w:pPr>
+      <w:r>
+        <w:rPr>
+          <w:lang w:val="ru-RU"/>
+        </w:rPr>
+        <w:t xml:space="preserve">Admin </w:t>
+      </w:r>
+    </w:p>
+    <w:p>
+      <w:pPr>
+        <w:numPr>
+          <w:ilvl w:val="0"/>
+          <w:numId w:val="9"/>
+        </w:numPr>
+        <w:rPr>
+          <w:lang w:val="ru-RU"/>
+        </w:rPr>
+      </w:pPr>
+      <w:r>
+        <w:rPr>
+          <w:lang w:val="ru-RU"/>
+        </w:rPr>
+        <w:t xml:space="preserve">URLs </w:t>
+      </w:r>
+    </w:p>
+    <w:p>
+      <w:pPr>
+        <w:numPr>
+          <w:ilvl w:val="0"/>
+          <w:numId w:val="9"/>
+        </w:numPr>
+        <w:rPr>
+          <w:lang w:val="ru-RU"/>
+        </w:rPr>
+      </w:pPr>
+      <w:r>
+        <w:rPr>
+          <w:lang w:val="ru-RU"/>
+        </w:rPr>
+        <w:t xml:space="preserve">Views </w:t>
+      </w:r>
+    </w:p>
+    <w:p>
+      <w:pPr>
+        <w:numPr>
+          <w:ilvl w:val="0"/>
+          <w:numId w:val="9"/>
+        </w:numPr>
+        <w:rPr>
+          <w:lang w:val="ru-RU"/>
+        </w:rPr>
+      </w:pPr>
+      <w:r>
+        <w:rPr>
+          <w:lang w:val="ru-RU"/>
+        </w:rPr>
+        <w:t xml:space="preserve">Templates </w:t>
+      </w:r>
+    </w:p>
+    <w:p>
+      <w:pPr>
+        <w:ind w:firstLine="709"/>
         <w:rPr>
           <w:b/>
           <w:bCs/>
-        </w:rPr>
-        <w:t>Backend</w:t>
-      </w:r>
-    </w:p>
-    <w:p>
-      <w:pPr>
-        <w:numPr>
-          <w:ilvl w:val="0"/>
-          <w:numId w:val="9"/>
-        </w:numPr>
-        <w:rPr>
-          <w:lang w:val="ru-RU"/>
-        </w:rPr>
-      </w:pPr>
-      <w:proofErr w:type="spellStart"/>
-      <w:r>
-        <w:rPr>
-          <w:lang w:val="ru-RU"/>
-        </w:rPr>
-        <w:t>Django</w:t>
-      </w:r>
-      <w:proofErr w:type="spellEnd"/>
-      <w:r>
-        <w:rPr>
-          <w:lang w:val="ru-RU"/>
-        </w:rPr>
-        <w:t xml:space="preserve"> </w:t>
-      </w:r>
-      <w:proofErr w:type="spellStart"/>
-      <w:r>
-        <w:rPr>
-          <w:lang w:val="ru-RU"/>
-        </w:rPr>
-        <w:t>setup</w:t>
-      </w:r>
-      <w:proofErr w:type="spellEnd"/>
-      <w:r>
-        <w:rPr>
-          <w:lang w:val="ru-RU"/>
-        </w:rPr>
-        <w:t xml:space="preserve"> </w:t>
-      </w:r>
-    </w:p>
-    <w:p>
-      <w:pPr>
-        <w:numPr>
-          <w:ilvl w:val="0"/>
-          <w:numId w:val="9"/>
-        </w:numPr>
-        <w:rPr>
-          <w:lang w:val="ru-RU"/>
-        </w:rPr>
-      </w:pPr>
-      <w:proofErr w:type="spellStart"/>
-      <w:r>
-        <w:rPr>
-          <w:lang w:val="ru-RU"/>
-        </w:rPr>
-        <w:t>Models</w:t>
-      </w:r>
-      <w:proofErr w:type="spellEnd"/>
-      <w:r>
-        <w:rPr>
-          <w:lang w:val="ru-RU"/>
-        </w:rPr>
-        <w:t xml:space="preserve"> </w:t>
-      </w:r>
-    </w:p>
-    <w:p>
-      <w:pPr>
-        <w:numPr>
-          <w:ilvl w:val="0"/>
-          <w:numId w:val="9"/>
-        </w:numPr>
-        <w:rPr>
-          <w:lang w:val="ru-RU"/>
-        </w:rPr>
-      </w:pPr>
-      <w:proofErr w:type="spellStart"/>
-      <w:r>
-        <w:rPr>
-          <w:lang w:val="ru-RU"/>
-        </w:rPr>
-        <w:t>Admin</w:t>
-      </w:r>
-      <w:proofErr w:type="spellEnd"/>
-      <w:r>
-        <w:rPr>
-          <w:lang w:val="ru-RU"/>
-        </w:rPr>
-        <w:t xml:space="preserve"> </w:t>
-      </w:r>
-    </w:p>
-    <w:p>
-      <w:pPr>
-        <w:numPr>
-          <w:ilvl w:val="0"/>
-          <w:numId w:val="9"/>
-        </w:numPr>
-        <w:rPr>
-          <w:lang w:val="ru-RU"/>
-        </w:rPr>
-      </w:pPr>
-      <w:proofErr w:type="spellStart"/>
-      <w:r>
-        <w:rPr>
-          <w:lang w:val="ru-RU"/>
-        </w:rPr>
-        <w:t>URLs</w:t>
-      </w:r>
-      <w:proofErr w:type="spellEnd"/>
-      <w:r>
-        <w:rPr>
-          <w:lang w:val="ru-RU"/>
-        </w:rPr>
-        <w:t xml:space="preserve"> </w:t>
-      </w:r>
-    </w:p>
-    <w:p>
-      <w:pPr>
-        <w:numPr>
-          <w:ilvl w:val="0"/>
-          <w:numId w:val="9"/>
-        </w:numPr>
-        <w:rPr>
-          <w:lang w:val="ru-RU"/>
-        </w:rPr>
-      </w:pPr>
-      <w:proofErr w:type="spellStart"/>
-      <w:r>
-        <w:rPr>
-          <w:lang w:val="ru-RU"/>
-        </w:rPr>
-        <w:t>Views</w:t>
-      </w:r>
-      <w:proofErr w:type="spellEnd"/>
-      <w:r>
-        <w:rPr>
-          <w:lang w:val="ru-RU"/>
-        </w:rPr>
-        <w:t xml:space="preserve"> </w:t>
-      </w:r>
-    </w:p>
-    <w:p>
-      <w:pPr>
-        <w:numPr>
-          <w:ilvl w:val="0"/>
-          <w:numId w:val="9"/>
-        </w:numPr>
-        <w:rPr>
-          <w:lang w:val="ru-RU"/>
-        </w:rPr>
-      </w:pPr>
-      <w:proofErr w:type="spellStart"/>
-      <w:r>
-        <w:rPr>
-          <w:lang w:val="ru-RU"/>
-        </w:rPr>
-        <w:t>Templates</w:t>
-      </w:r>
-      <w:proofErr w:type="spellEnd"/>
-      <w:r>
-        <w:rPr>
-          <w:lang w:val="ru-RU"/>
-        </w:rPr>
-        <w:t xml:space="preserve"> </w:t>
-      </w:r>
-    </w:p>
-    <w:p>
-      <w:pPr>
-        <w:ind w:firstLine="709"/>
+          <w:lang w:val="ru-RU"/>
+        </w:rPr>
+      </w:pPr>
+      <w:r>
         <w:rPr>
           <w:b/>
           <w:bCs/>
           <w:lang w:val="ru-RU"/>
         </w:rPr>
-      </w:pPr>
-      <w:proofErr w:type="spellStart"/>
-      <w:r>
+        <w:t>Tugashi kerak:</w:t>
+      </w:r>
+    </w:p>
+    <w:p>
+      <w:pPr>
+        <w:numPr>
+          <w:ilvl w:val="0"/>
+          <w:numId w:val="10"/>
+        </w:numPr>
+        <w:rPr>
+          <w:lang w:val="ru-RU"/>
+        </w:rPr>
+      </w:pPr>
+      <w:r>
+        <w:rPr>
+          <w:lang w:val="ru-RU"/>
+        </w:rPr>
+        <w:t xml:space="preserve">Project CRUD </w:t>
+      </w:r>
+    </w:p>
+    <w:p>
+      <w:pPr>
+        <w:numPr>
+          <w:ilvl w:val="0"/>
+          <w:numId w:val="10"/>
+        </w:numPr>
+        <w:rPr>
+          <w:lang w:val="ru-RU"/>
+        </w:rPr>
+      </w:pPr>
+      <w:r>
+        <w:rPr>
+          <w:lang w:val="ru-RU"/>
+        </w:rPr>
+        <w:t xml:space="preserve">Lead form </w:t>
+      </w:r>
+    </w:p>
+    <w:p>
+      <w:pPr>
+        <w:ind w:firstLine="709"/>
+        <w:rPr>
+          <w:lang w:val="ru-RU"/>
+        </w:rPr>
+      </w:pPr>
+      <w:r>
+        <w:rPr>
+          <w:lang w:val="ru-RU"/>
+        </w:rPr>
+        <w:pict w14:anchorId="713AA2AB">
+          <v:rect id="_x0000_i1037" style="width:0;height:1.5pt" o:hralign="center" o:hrstd="t" o:hr="t" fillcolor="#a0a0a0" stroked="f"/>
+        </w:pict>
+      </w:r>
+    </w:p>
+    <w:p>
+      <w:pPr>
+        <w:ind w:firstLine="709"/>
         <w:rPr>
           <w:b/>
           <w:bCs/>
           <w:lang w:val="ru-RU"/>
         </w:rPr>
-        <w:t>Tugashi</w:t>
-      </w:r>
-      <w:proofErr w:type="spellEnd"/>
+      </w:pPr>
       <w:r>
         <w:rPr>
           <w:b/>
           <w:bCs/>
           <w:lang w:val="ru-RU"/>
         </w:rPr>
-        <w:t xml:space="preserve"> </w:t>
-      </w:r>
-      <w:proofErr w:type="spellStart"/>
-      <w:r>
+        <w:t>2-kun</w:t>
+      </w:r>
+    </w:p>
+    <w:p>
+      <w:pPr>
+        <w:ind w:firstLine="709"/>
         <w:rPr>
           <w:b/>
           <w:bCs/>
           <w:lang w:val="ru-RU"/>
         </w:rPr>
-        <w:t>kerak</w:t>
-      </w:r>
-      <w:proofErr w:type="spellEnd"/>
+      </w:pPr>
       <w:r>
         <w:rPr>
           <w:b/>
           <w:bCs/>
           <w:lang w:val="ru-RU"/>
         </w:rPr>
-        <w:t>:</w:t>
+        <w:t>Frontend</w:t>
       </w:r>
     </w:p>
     <w:p>
       <w:pPr>
         <w:numPr>
           <w:ilvl w:val="0"/>
-          <w:numId w:val="10"/>
-        </w:numPr>
-        <w:rPr>
-          <w:lang w:val="ru-RU"/>
-        </w:rPr>
-      </w:pPr>
-      <w:r>
-        <w:rPr>
-          <w:lang w:val="ru-RU"/>
-        </w:rPr>
-        <w:t xml:space="preserve">Project CRUD </w:t>
+          <w:numId w:val="11"/>
+        </w:numPr>
+        <w:rPr>
+          <w:lang w:val="ru-RU"/>
+        </w:rPr>
+      </w:pPr>
+      <w:r>
+        <w:rPr>
+          <w:lang w:val="ru-RU"/>
+        </w:rPr>
+        <w:t xml:space="preserve">Responsive design </w:t>
       </w:r>
     </w:p>
     <w:p>
       <w:pPr>
         <w:numPr>
           <w:ilvl w:val="0"/>
-          <w:numId w:val="10"/>
-        </w:numPr>
-        <w:rPr>
-          <w:lang w:val="ru-RU"/>
-        </w:rPr>
-      </w:pPr>
-      <w:proofErr w:type="spellStart"/>
-      <w:r>
-        <w:rPr>
-          <w:lang w:val="ru-RU"/>
-        </w:rPr>
-        <w:t>Lead</w:t>
-      </w:r>
-      <w:proofErr w:type="spellEnd"/>
-      <w:r>
-        <w:rPr>
-          <w:lang w:val="ru-RU"/>
-        </w:rPr>
-        <w:t xml:space="preserve"> </w:t>
-      </w:r>
-      <w:proofErr w:type="spellStart"/>
-      <w:r>
-        <w:rPr>
-          <w:lang w:val="ru-RU"/>
-        </w:rPr>
-        <w:t>form</w:t>
-      </w:r>
-      <w:proofErr w:type="spellEnd"/>
-      <w:r>
-        <w:rPr>
-          <w:lang w:val="ru-RU"/>
-        </w:rPr>
-        <w:t xml:space="preserve"> </w:t>
-      </w:r>
-    </w:p>
-    <w:p>
-      <w:pPr>
-        <w:ind w:firstLine="709"/>
-        <w:rPr>
-          <w:lang w:val="ru-RU"/>
-        </w:rPr>
-      </w:pPr>
-      <w:r>
-        <w:rPr>
-          <w:lang w:val="ru-RU"/>
-        </w:rPr>
-        <w:pict w14:anchorId="713AA2AB">
-          <v:rect id="_x0000_i1157" style="width:0;height:1.5pt" o:hralign="center" o:hrstd="t" o:hr="t" fillcolor="#a0a0a0" stroked="f"/>
-        </w:pict>
+          <w:numId w:val="11"/>
+        </w:numPr>
+        <w:rPr>
+          <w:lang w:val="ru-RU"/>
+        </w:rPr>
+      </w:pPr>
+      <w:r>
+        <w:rPr>
+          <w:lang w:val="ru-RU"/>
+        </w:rPr>
+        <w:t xml:space="preserve">Hero section </w:t>
+      </w:r>
+    </w:p>
+    <w:p>
+      <w:pPr>
+        <w:numPr>
+          <w:ilvl w:val="0"/>
+          <w:numId w:val="11"/>
+        </w:numPr>
+        <w:rPr>
+          <w:lang w:val="ru-RU"/>
+        </w:rPr>
+      </w:pPr>
+      <w:r>
+        <w:rPr>
+          <w:lang w:val="ru-RU"/>
+        </w:rPr>
+        <w:t xml:space="preserve">Cards </w:t>
+      </w:r>
+    </w:p>
+    <w:p>
+      <w:pPr>
+        <w:numPr>
+          <w:ilvl w:val="0"/>
+          <w:numId w:val="11"/>
+        </w:numPr>
+        <w:rPr>
+          <w:lang w:val="ru-RU"/>
+        </w:rPr>
+      </w:pPr>
+      <w:r>
+        <w:rPr>
+          <w:lang w:val="ru-RU"/>
+        </w:rPr>
+        <w:t xml:space="preserve">Detail page </w:t>
+      </w:r>
+    </w:p>
+    <w:p>
+      <w:pPr>
+        <w:numPr>
+          <w:ilvl w:val="0"/>
+          <w:numId w:val="11"/>
+        </w:numPr>
+        <w:rPr>
+          <w:lang w:val="ru-RU"/>
+        </w:rPr>
+      </w:pPr>
+      <w:r>
+        <w:rPr>
+          <w:lang w:val="ru-RU"/>
+        </w:rPr>
+        <w:t xml:space="preserve">Contact form </w:t>
       </w:r>
     </w:p>
     <w:p>
@@ -2741,7 +1820,40 @@
           <w:bCs/>
           <w:lang w:val="ru-RU"/>
         </w:rPr>
-        <w:t>2-kun</w:t>
+        <w:t>Keyin:</w:t>
+      </w:r>
+    </w:p>
+    <w:p>
+      <w:pPr>
+        <w:numPr>
+          <w:ilvl w:val="0"/>
+          <w:numId w:val="12"/>
+        </w:numPr>
+        <w:rPr>
+          <w:lang w:val="ru-RU"/>
+        </w:rPr>
+      </w:pPr>
+      <w:r>
+        <w:rPr>
+          <w:lang w:val="ru-RU"/>
+        </w:rPr>
+        <w:t xml:space="preserve">Deploy </w:t>
+      </w:r>
+    </w:p>
+    <w:p>
+      <w:pPr>
+        <w:ind w:firstLine="709"/>
+        <w:rPr>
+          <w:lang w:val="ru-RU"/>
+        </w:rPr>
+      </w:pPr>
+      <w:r>
+        <w:rPr>
+          <w:lang w:val="ru-RU"/>
+        </w:rPr>
+        <w:pict w14:anchorId="717F80EA">
+          <v:rect id="_x0000_i1038" style="width:0;height:1.5pt" o:hralign="center" o:hrstd="t" o:hr="t" fillcolor="#a0a0a0" stroked="f"/>
+        </w:pict>
       </w:r>
     </w:p>
     <w:p>
@@ -2753,188 +1865,28 @@
           <w:lang w:val="ru-RU"/>
         </w:rPr>
       </w:pPr>
-      <w:proofErr w:type="spellStart"/>
       <w:r>
         <w:rPr>
           <w:b/>
           <w:bCs/>
           <w:lang w:val="ru-RU"/>
         </w:rPr>
-        <w:t>Frontend</w:t>
-      </w:r>
-      <w:proofErr w:type="spellEnd"/>
-    </w:p>
-    <w:p>
-      <w:pPr>
-        <w:numPr>
-          <w:ilvl w:val="0"/>
-          <w:numId w:val="11"/>
-        </w:numPr>
-        <w:rPr>
-          <w:lang w:val="ru-RU"/>
-        </w:rPr>
-      </w:pPr>
-      <w:proofErr w:type="spellStart"/>
-      <w:r>
-        <w:rPr>
-          <w:lang w:val="ru-RU"/>
-        </w:rPr>
-        <w:t>Responsive</w:t>
-      </w:r>
-      <w:proofErr w:type="spellEnd"/>
-      <w:r>
-        <w:rPr>
-          <w:lang w:val="ru-RU"/>
-        </w:rPr>
-        <w:t xml:space="preserve"> </w:t>
-      </w:r>
-      <w:proofErr w:type="spellStart"/>
-      <w:r>
-        <w:rPr>
-          <w:lang w:val="ru-RU"/>
-        </w:rPr>
-        <w:t>design</w:t>
-      </w:r>
-      <w:proofErr w:type="spellEnd"/>
-      <w:r>
-        <w:rPr>
-          <w:lang w:val="ru-RU"/>
-        </w:rPr>
-        <w:t xml:space="preserve"> </w:t>
-      </w:r>
-    </w:p>
-    <w:p>
-      <w:pPr>
-        <w:numPr>
-          <w:ilvl w:val="0"/>
-          <w:numId w:val="11"/>
-        </w:numPr>
-        <w:rPr>
-          <w:lang w:val="ru-RU"/>
-        </w:rPr>
-      </w:pPr>
-      <w:proofErr w:type="spellStart"/>
-      <w:r>
-        <w:rPr>
-          <w:lang w:val="ru-RU"/>
-        </w:rPr>
-        <w:t>Hero</w:t>
-      </w:r>
-      <w:proofErr w:type="spellEnd"/>
-      <w:r>
-        <w:rPr>
-          <w:lang w:val="ru-RU"/>
-        </w:rPr>
-        <w:t xml:space="preserve"> </w:t>
-      </w:r>
-      <w:proofErr w:type="spellStart"/>
-      <w:r>
-        <w:rPr>
-          <w:lang w:val="ru-RU"/>
-        </w:rPr>
-        <w:t>section</w:t>
-      </w:r>
-      <w:proofErr w:type="spellEnd"/>
-      <w:r>
-        <w:rPr>
-          <w:lang w:val="ru-RU"/>
-        </w:rPr>
-        <w:t xml:space="preserve"> </w:t>
-      </w:r>
-    </w:p>
-    <w:p>
-      <w:pPr>
-        <w:numPr>
-          <w:ilvl w:val="0"/>
-          <w:numId w:val="11"/>
-        </w:numPr>
-        <w:rPr>
-          <w:lang w:val="ru-RU"/>
-        </w:rPr>
-      </w:pPr>
-      <w:proofErr w:type="spellStart"/>
-      <w:r>
-        <w:rPr>
-          <w:lang w:val="ru-RU"/>
-        </w:rPr>
-        <w:t>Cards</w:t>
-      </w:r>
-      <w:proofErr w:type="spellEnd"/>
-      <w:r>
-        <w:rPr>
-          <w:lang w:val="ru-RU"/>
-        </w:rPr>
-        <w:t xml:space="preserve"> </w:t>
-      </w:r>
-    </w:p>
-    <w:p>
-      <w:pPr>
-        <w:numPr>
-          <w:ilvl w:val="0"/>
-          <w:numId w:val="11"/>
-        </w:numPr>
-        <w:rPr>
-          <w:lang w:val="ru-RU"/>
-        </w:rPr>
-      </w:pPr>
-      <w:proofErr w:type="spellStart"/>
-      <w:r>
-        <w:rPr>
-          <w:lang w:val="ru-RU"/>
-        </w:rPr>
-        <w:t>Detail</w:t>
-      </w:r>
-      <w:proofErr w:type="spellEnd"/>
-      <w:r>
-        <w:rPr>
-          <w:lang w:val="ru-RU"/>
-        </w:rPr>
-        <w:t xml:space="preserve"> </w:t>
-      </w:r>
-      <w:proofErr w:type="spellStart"/>
-      <w:r>
-        <w:rPr>
-          <w:lang w:val="ru-RU"/>
-        </w:rPr>
-        <w:t>page</w:t>
-      </w:r>
-      <w:proofErr w:type="spellEnd"/>
-      <w:r>
-        <w:rPr>
-          <w:lang w:val="ru-RU"/>
-        </w:rPr>
-        <w:t xml:space="preserve"> </w:t>
-      </w:r>
-    </w:p>
-    <w:p>
-      <w:pPr>
-        <w:numPr>
-          <w:ilvl w:val="0"/>
-          <w:numId w:val="11"/>
-        </w:numPr>
-        <w:rPr>
-          <w:lang w:val="ru-RU"/>
-        </w:rPr>
-      </w:pPr>
-      <w:r>
-        <w:rPr>
-          <w:lang w:val="ru-RU"/>
-        </w:rPr>
-        <w:t xml:space="preserve">Contact </w:t>
-      </w:r>
-      <w:proofErr w:type="spellStart"/>
-      <w:r>
-        <w:rPr>
-          <w:lang w:val="ru-RU"/>
-        </w:rPr>
-        <w:t>form</w:t>
-      </w:r>
-      <w:proofErr w:type="spellEnd"/>
-      <w:r>
-        <w:rPr>
-          <w:lang w:val="ru-RU"/>
-        </w:rPr>
-        <w:t xml:space="preserve"> </w:t>
+        <w:t>10. Deploy</w:t>
+      </w:r>
+    </w:p>
+    <w:p>
+      <w:pPr>
+        <w:ind w:firstLine="709"/>
+        <w:rPr>
+          <w:lang w:val="ru-RU"/>
+        </w:rPr>
+      </w:pPr>
+      <w:r>
+        <w:rPr>
+          <w:lang w:val="ru-RU"/>
+        </w:rPr>
+        <w:lastRenderedPageBreak/>
+        <w:t>Eng oson variantlar:</w:t>
       </w:r>
     </w:p>
     <w:p>
@@ -2946,164 +1898,14 @@
           <w:lang w:val="ru-RU"/>
         </w:rPr>
       </w:pPr>
-      <w:proofErr w:type="spellStart"/>
       <w:r>
         <w:rPr>
           <w:b/>
           <w:bCs/>
           <w:lang w:val="ru-RU"/>
         </w:rPr>
-        <w:t>Keyin</w:t>
-      </w:r>
-      <w:proofErr w:type="spellEnd"/>
-      <w:r>
-        <w:rPr>
-          <w:b/>
-          <w:bCs/>
-          <w:lang w:val="ru-RU"/>
-        </w:rPr>
-        <w:t>:</w:t>
-      </w:r>
-    </w:p>
-    <w:p>
-      <w:pPr>
-        <w:numPr>
-          <w:ilvl w:val="0"/>
-          <w:numId w:val="12"/>
-        </w:numPr>
-        <w:rPr>
-          <w:lang w:val="ru-RU"/>
-        </w:rPr>
-      </w:pPr>
-      <w:proofErr w:type="spellStart"/>
-      <w:r>
-        <w:rPr>
-          <w:lang w:val="ru-RU"/>
-        </w:rPr>
-        <w:t>Deploy</w:t>
-      </w:r>
-      <w:proofErr w:type="spellEnd"/>
-      <w:r>
-        <w:rPr>
-          <w:lang w:val="ru-RU"/>
-        </w:rPr>
-        <w:t xml:space="preserve"> </w:t>
-      </w:r>
-    </w:p>
-    <w:p>
-      <w:pPr>
-        <w:ind w:firstLine="709"/>
-        <w:rPr>
-          <w:lang w:val="ru-RU"/>
-        </w:rPr>
-      </w:pPr>
-      <w:r>
-        <w:rPr>
-          <w:lang w:val="ru-RU"/>
-        </w:rPr>
-        <w:pict w14:anchorId="717F80EA">
-          <v:rect id="_x0000_i1158" style="width:0;height:1.5pt" o:hralign="center" o:hrstd="t" o:hr="t" fillcolor="#a0a0a0" stroked="f"/>
-        </w:pict>
-      </w:r>
-    </w:p>
-    <w:p>
-      <w:pPr>
-        <w:ind w:firstLine="709"/>
-        <w:rPr>
-          <w:b/>
-          <w:bCs/>
-          <w:lang w:val="ru-RU"/>
-        </w:rPr>
-      </w:pPr>
-      <w:r>
-        <w:rPr>
-          <w:b/>
-          <w:bCs/>
-          <w:lang w:val="ru-RU"/>
-        </w:rPr>
-        <w:t xml:space="preserve">10. </w:t>
-      </w:r>
-      <w:proofErr w:type="spellStart"/>
-      <w:r>
-        <w:rPr>
-          <w:b/>
-          <w:bCs/>
-          <w:lang w:val="ru-RU"/>
-        </w:rPr>
-        <w:t>Deploy</w:t>
-      </w:r>
-      <w:proofErr w:type="spellEnd"/>
-    </w:p>
-    <w:p>
-      <w:pPr>
-        <w:ind w:firstLine="709"/>
-        <w:rPr>
-          <w:lang w:val="ru-RU"/>
-        </w:rPr>
-      </w:pPr>
-      <w:proofErr w:type="spellStart"/>
-      <w:r>
-        <w:rPr>
-          <w:lang w:val="ru-RU"/>
-        </w:rPr>
-        <w:lastRenderedPageBreak/>
-        <w:t>Eng</w:t>
-      </w:r>
-      <w:proofErr w:type="spellEnd"/>
-      <w:r>
-        <w:rPr>
-          <w:lang w:val="ru-RU"/>
-        </w:rPr>
-        <w:t xml:space="preserve"> </w:t>
-      </w:r>
-      <w:proofErr w:type="spellStart"/>
-      <w:r>
-        <w:rPr>
-          <w:lang w:val="ru-RU"/>
-        </w:rPr>
-        <w:t>oson</w:t>
-      </w:r>
-      <w:proofErr w:type="spellEnd"/>
-      <w:r>
-        <w:rPr>
-          <w:lang w:val="ru-RU"/>
-        </w:rPr>
-        <w:t xml:space="preserve"> </w:t>
-      </w:r>
-      <w:proofErr w:type="spellStart"/>
-      <w:r>
-        <w:rPr>
-          <w:lang w:val="ru-RU"/>
-        </w:rPr>
-        <w:t>variantlar</w:t>
-      </w:r>
-      <w:proofErr w:type="spellEnd"/>
-      <w:r>
-        <w:rPr>
-          <w:lang w:val="ru-RU"/>
-        </w:rPr>
-        <w:t>:</w:t>
-      </w:r>
-    </w:p>
-    <w:p>
-      <w:pPr>
-        <w:ind w:firstLine="709"/>
-        <w:rPr>
-          <w:b/>
-          <w:bCs/>
-          <w:lang w:val="ru-RU"/>
-        </w:rPr>
-      </w:pPr>
-      <w:proofErr w:type="spellStart"/>
-      <w:r>
-        <w:rPr>
-          <w:b/>
-          <w:bCs/>
-          <w:lang w:val="ru-RU"/>
-        </w:rPr>
         <w:t>Backend</w:t>
       </w:r>
-      <w:proofErr w:type="spellEnd"/>
     </w:p>
     <w:p>
       <w:pPr>
@@ -3116,7 +1918,6 @@
         </w:rPr>
       </w:pPr>
       <w:hyperlink r:id="rId5" w:tgtFrame="_new" w:history="1">
-        <w:proofErr w:type="spellStart"/>
         <w:r>
           <w:rPr>
             <w:rStyle w:val="Hyperlink"/>
@@ -3124,7 +1925,6 @@
           </w:rPr>
           <w:t>Railway</w:t>
         </w:r>
-        <w:proofErr w:type="spellEnd"/>
       </w:hyperlink>
       <w:r>
         <w:rPr>
@@ -3144,7 +1944,6 @@
         </w:rPr>
       </w:pPr>
       <w:hyperlink r:id="rId6" w:tgtFrame="_new" w:history="1">
-        <w:proofErr w:type="spellStart"/>
         <w:r>
           <w:rPr>
             <w:rStyle w:val="Hyperlink"/>
@@ -3152,7 +1951,6 @@
           </w:rPr>
           <w:t>Render</w:t>
         </w:r>
-        <w:proofErr w:type="spellEnd"/>
       </w:hyperlink>
       <w:r>
         <w:rPr>
@@ -3170,99 +1968,59 @@
           <w:lang w:val="ru-RU"/>
         </w:rPr>
       </w:pPr>
-      <w:proofErr w:type="spellStart"/>
       <w:r>
         <w:rPr>
           <w:b/>
           <w:bCs/>
           <w:lang w:val="ru-RU"/>
         </w:rPr>
-        <w:t>Frontend</w:t>
-      </w:r>
-      <w:proofErr w:type="spellEnd"/>
-      <w:r>
+        <w:t>Frontend/static</w:t>
+      </w:r>
+    </w:p>
+    <w:p>
+      <w:pPr>
+        <w:ind w:firstLine="709"/>
+        <w:rPr>
+          <w:lang w:val="ru-RU"/>
+        </w:rPr>
+      </w:pPr>
+      <w:r>
+        <w:rPr>
+          <w:lang w:val="ru-RU"/>
+        </w:rPr>
+        <w:t>Django ichida qoladi.</w:t>
+      </w:r>
+    </w:p>
+    <w:p>
+      <w:pPr>
+        <w:ind w:firstLine="709"/>
+        <w:rPr>
+          <w:lang w:val="ru-RU"/>
+        </w:rPr>
+      </w:pPr>
+      <w:r>
+        <w:rPr>
+          <w:lang w:val="ru-RU"/>
+        </w:rPr>
+        <w:pict w14:anchorId="43818885">
+          <v:rect id="_x0000_i1039" style="width:0;height:1.5pt" o:hralign="center" o:hrstd="t" o:hr="t" fillcolor="#a0a0a0" stroked="f"/>
+        </w:pict>
+      </w:r>
+    </w:p>
+    <w:p>
+      <w:pPr>
+        <w:ind w:firstLine="709"/>
         <w:rPr>
           <w:b/>
           <w:bCs/>
-          <w:lang w:val="ru-RU"/>
-        </w:rPr>
-        <w:t>/</w:t>
-      </w:r>
-      <w:proofErr w:type="spellStart"/>
+        </w:rPr>
+      </w:pPr>
       <w:r>
         <w:rPr>
           <w:b/>
           <w:bCs/>
-          <w:lang w:val="ru-RU"/>
-        </w:rPr>
-        <w:t>static</w:t>
-      </w:r>
-      <w:proofErr w:type="spellEnd"/>
-    </w:p>
-    <w:p>
-      <w:pPr>
-        <w:ind w:firstLine="709"/>
-        <w:rPr>
-          <w:lang w:val="ru-RU"/>
-        </w:rPr>
-      </w:pPr>
-      <w:proofErr w:type="spellStart"/>
-      <w:r>
-        <w:rPr>
-          <w:lang w:val="ru-RU"/>
-        </w:rPr>
-        <w:t>Django</w:t>
-      </w:r>
-      <w:proofErr w:type="spellEnd"/>
-      <w:r>
-        <w:rPr>
-          <w:lang w:val="ru-RU"/>
-        </w:rPr>
-        <w:t xml:space="preserve"> </w:t>
-      </w:r>
-      <w:proofErr w:type="spellStart"/>
-      <w:r>
-        <w:rPr>
-          <w:lang w:val="ru-RU"/>
-        </w:rPr>
-        <w:t>ichida</w:t>
-      </w:r>
-      <w:proofErr w:type="spellEnd"/>
-      <w:r>
-        <w:rPr>
-          <w:lang w:val="ru-RU"/>
-        </w:rPr>
-        <w:t xml:space="preserve"> </w:t>
-      </w:r>
-      <w:proofErr w:type="spellStart"/>
-      <w:r>
-        <w:rPr>
-          <w:lang w:val="ru-RU"/>
-        </w:rPr>
-        <w:t>qoladi</w:t>
-      </w:r>
-      <w:proofErr w:type="spellEnd"/>
-      <w:r>
-        <w:rPr>
-          <w:lang w:val="ru-RU"/>
-        </w:rPr>
-        <w:t>.</w:t>
-      </w:r>
-    </w:p>
-    <w:p>
-      <w:pPr>
-        <w:ind w:firstLine="709"/>
-        <w:rPr>
-          <w:lang w:val="ru-RU"/>
-        </w:rPr>
-      </w:pPr>
-      <w:r>
-        <w:rPr>
-          <w:lang w:val="ru-RU"/>
-        </w:rPr>
-        <w:pict w14:anchorId="43818885">
-          <v:rect id="_x0000_i1159" style="width:0;height:1.5pt" o:hralign="center" o:hrstd="t" o:hr="t" fillcolor="#a0a0a0" stroked="f"/>
-        </w:pict>
+        </w:rPr>
+        <w:t>11. Juda foydali package lar</w:t>
       </w:r>
     </w:p>
     <w:p>
@@ -3278,7 +2036,45 @@
           <w:b/>
           <w:bCs/>
         </w:rPr>
-        <w:t>11. Juda foydali package lar</w:t>
+        <w:t>Pillow</w:t>
+      </w:r>
+    </w:p>
+    <w:p>
+      <w:pPr>
+        <w:ind w:firstLine="709"/>
+      </w:pPr>
+      <w:r>
+        <w:t>pip install pillow</w:t>
+      </w:r>
+    </w:p>
+    <w:p>
+      <w:pPr>
+        <w:ind w:firstLine="709"/>
+        <w:rPr>
+          <w:lang w:val="ru-RU"/>
+        </w:rPr>
+      </w:pPr>
+      <w:r>
+        <w:rPr>
+          <w:lang w:val="ru-RU"/>
+        </w:rPr>
+        <w:t>Image upload uchun.</w:t>
+      </w:r>
+    </w:p>
+    <w:p>
+      <w:pPr>
+        <w:ind w:firstLine="709"/>
+        <w:rPr>
+          <w:lang w:val="ru-RU"/>
+        </w:rPr>
+      </w:pPr>
+      <w:r>
+        <w:rPr>
+          <w:lang w:val="ru-RU"/>
+        </w:rPr>
+        <w:pict w14:anchorId="5B5F255D">
+          <v:rect id="_x0000_i1040" style="width:0;height:1.5pt" o:hralign="center" o:hrstd="t" o:hr="t" fillcolor="#a0a0a0" stroked="f"/>
+        </w:pict>
       </w:r>
     </w:p>
     <w:p>
@@ -3294,72 +2090,38 @@
           <w:b/>
           <w:bCs/>
         </w:rPr>
-        <w:t>Pillow</w:t>
-      </w:r>
-    </w:p>
-    <w:p>
-      <w:pPr>
-        <w:ind w:firstLine="709"/>
-      </w:pPr>
-      <w:r>
-        <w:t>pip install pillow</w:t>
-      </w:r>
-    </w:p>
-    <w:p>
-      <w:pPr>
-        <w:ind w:firstLine="709"/>
-        <w:rPr>
-          <w:lang w:val="ru-RU"/>
-        </w:rPr>
-      </w:pPr>
-      <w:r>
-        <w:rPr>
-          <w:lang w:val="ru-RU"/>
-        </w:rPr>
-        <w:t xml:space="preserve">Image </w:t>
-      </w:r>
-      <w:proofErr w:type="spellStart"/>
-      <w:r>
-        <w:rPr>
-          <w:lang w:val="ru-RU"/>
-        </w:rPr>
-        <w:t>upload</w:t>
-      </w:r>
-      <w:proofErr w:type="spellEnd"/>
-      <w:r>
-        <w:rPr>
-          <w:lang w:val="ru-RU"/>
-        </w:rPr>
-        <w:t xml:space="preserve"> </w:t>
-      </w:r>
-      <w:proofErr w:type="spellStart"/>
-      <w:r>
-        <w:rPr>
-          <w:lang w:val="ru-RU"/>
-        </w:rPr>
-        <w:t>uchun</w:t>
-      </w:r>
-      <w:proofErr w:type="spellEnd"/>
-      <w:r>
-        <w:rPr>
-          <w:lang w:val="ru-RU"/>
-        </w:rPr>
-        <w:t>.</w:t>
-      </w:r>
-    </w:p>
-    <w:p>
-      <w:pPr>
-        <w:ind w:firstLine="709"/>
-        <w:rPr>
-          <w:lang w:val="ru-RU"/>
-        </w:rPr>
-      </w:pPr>
-      <w:r>
-        <w:rPr>
-          <w:lang w:val="ru-RU"/>
-        </w:rPr>
-        <w:pict w14:anchorId="5B5F255D">
-          <v:rect id="_x0000_i1160" style="width:0;height:1.5pt" o:hralign="center" o:hrstd="t" o:hr="t" fillcolor="#a0a0a0" stroked="f"/>
+        <w:t>Django cleanup</w:t>
+      </w:r>
+    </w:p>
+    <w:p>
+      <w:pPr>
+        <w:ind w:firstLine="709"/>
+      </w:pPr>
+      <w:r>
+        <w:t>pip install django-cleanup</w:t>
+      </w:r>
+    </w:p>
+    <w:p>
+      <w:pPr>
+        <w:ind w:firstLine="709"/>
+      </w:pPr>
+      <w:r>
+        <w:t>Eski rasmlarni avtomatik o‘chiradi.</w:t>
+      </w:r>
+    </w:p>
+    <w:p>
+      <w:pPr>
+        <w:ind w:firstLine="709"/>
+        <w:rPr>
+          <w:lang w:val="ru-RU"/>
+        </w:rPr>
+      </w:pPr>
+      <w:r>
+        <w:rPr>
+          <w:lang w:val="ru-RU"/>
+        </w:rPr>
+        <w:pict w14:anchorId="6C2952D3">
+          <v:rect id="_x0000_i1041" style="width:0;height:1.5pt" o:hralign="center" o:hrstd="t" o:hr="t" fillcolor="#a0a0a0" stroked="f"/>
         </w:pict>
       </w:r>
     </w:p>
@@ -3376,54 +2138,6 @@
           <w:b/>
           <w:bCs/>
         </w:rPr>
-        <w:t>Django cleanup</w:t>
-      </w:r>
-    </w:p>
-    <w:p>
-      <w:pPr>
-        <w:ind w:firstLine="709"/>
-      </w:pPr>
-      <w:r>
-        <w:t>pip install django-cleanup</w:t>
-      </w:r>
-    </w:p>
-    <w:p>
-      <w:pPr>
-        <w:ind w:firstLine="709"/>
-      </w:pPr>
-      <w:r>
-        <w:t>Eski rasmlarni avtomatik o‘chiradi.</w:t>
-      </w:r>
-    </w:p>
-    <w:p>
-      <w:pPr>
-        <w:ind w:firstLine="709"/>
-        <w:rPr>
-          <w:lang w:val="ru-RU"/>
-        </w:rPr>
-      </w:pPr>
-      <w:r>
-        <w:rPr>
-          <w:lang w:val="ru-RU"/>
-        </w:rPr>
-        <w:pict w14:anchorId="6C2952D3">
-          <v:rect id="_x0000_i1161" style="width:0;height:1.5pt" o:hralign="center" o:hrstd="t" o:hr="t" fillcolor="#a0a0a0" stroked="f"/>
-        </w:pict>
-      </w:r>
-    </w:p>
-    <w:p>
-      <w:pPr>
-        <w:ind w:firstLine="709"/>
-        <w:rPr>
-          <w:b/>
-          <w:bCs/>
-        </w:rPr>
-      </w:pPr>
-      <w:r>
-        <w:rPr>
-          <w:b/>
-          <w:bCs/>
-        </w:rPr>
         <w:t>12. UI ni tez qilish uchun</w:t>
       </w:r>
     </w:p>
@@ -3442,19 +2156,11 @@
           <w:lang w:val="ru-RU"/>
         </w:rPr>
       </w:pPr>
-      <w:proofErr w:type="spellStart"/>
-      <w:r>
-        <w:rPr>
-          <w:lang w:val="ru-RU"/>
-        </w:rPr>
-        <w:t>Masalan</w:t>
-      </w:r>
-      <w:proofErr w:type="spellEnd"/>
-      <w:r>
-        <w:rPr>
-          <w:lang w:val="ru-RU"/>
-        </w:rPr>
-        <w:t>:</w:t>
+      <w:r>
+        <w:rPr>
+          <w:lang w:val="ru-RU"/>
+        </w:rPr>
+        <w:t>Masalan:</w:t>
       </w:r>
     </w:p>
     <w:p>
@@ -3468,7 +2174,6 @@
         </w:rPr>
       </w:pPr>
       <w:hyperlink r:id="rId7" w:tgtFrame="_new" w:history="1">
-        <w:proofErr w:type="spellStart"/>
         <w:r>
           <w:rPr>
             <w:rStyle w:val="Hyperlink"/>
@@ -3476,7 +2181,6 @@
           </w:rPr>
           <w:t>BootstrapMade</w:t>
         </w:r>
-        <w:proofErr w:type="spellEnd"/>
       </w:hyperlink>
       <w:r>
         <w:rPr>
@@ -3496,7 +2200,6 @@
         </w:rPr>
       </w:pPr>
       <w:hyperlink r:id="rId8" w:tgtFrame="_new" w:history="1">
-        <w:proofErr w:type="spellStart"/>
         <w:r>
           <w:rPr>
             <w:rStyle w:val="Hyperlink"/>
@@ -3504,7 +2207,6 @@
           </w:rPr>
           <w:t>StartBootstrap</w:t>
         </w:r>
-        <w:proofErr w:type="spellEnd"/>
       </w:hyperlink>
       <w:r>
         <w:rPr>
@@ -3528,33 +2230,11 @@
           <w:lang w:val="ru-RU"/>
         </w:rPr>
       </w:pPr>
-      <w:proofErr w:type="spellStart"/>
-      <w:r>
-        <w:rPr>
-          <w:lang w:val="ru-RU"/>
-        </w:rPr>
-        <w:t>Bu</w:t>
-      </w:r>
-      <w:proofErr w:type="spellEnd"/>
-      <w:r>
-        <w:rPr>
-          <w:lang w:val="ru-RU"/>
-        </w:rPr>
-        <w:t xml:space="preserve"> 10x </w:t>
-      </w:r>
-      <w:proofErr w:type="spellStart"/>
-      <w:r>
-        <w:rPr>
-          <w:lang w:val="ru-RU"/>
-        </w:rPr>
-        <w:t>tezlashtiradi</w:t>
-      </w:r>
-      <w:proofErr w:type="spellEnd"/>
-      <w:r>
-        <w:rPr>
-          <w:lang w:val="ru-RU"/>
-        </w:rPr>
-        <w:t>.</w:t>
+      <w:r>
+        <w:rPr>
+          <w:lang w:val="ru-RU"/>
+        </w:rPr>
+        <w:t>Bu 10x tezlashtiradi.</w:t>
       </w:r>
     </w:p>
     <w:p>
@@ -3570,7 +2250,7 @@
         </w:rPr>
         <w:lastRenderedPageBreak/>
         <w:pict w14:anchorId="085B5407">
-          <v:rect id="_x0000_i1162" style="width:0;height:1.5pt" o:hralign="center" o:hrstd="t" o:hr="t" fillcolor="#a0a0a0" stroked="f"/>
+          <v:rect id="_x0000_i1042" style="width:0;height:1.5pt" o:hralign="center" o:hrstd="t" o:hr="t" fillcolor="#a0a0a0" stroked="f"/>
         </w:pict>
       </w:r>
     </w:p>
@@ -3708,7 +2388,7 @@
           <w:lang w:val="ru-RU"/>
         </w:rPr>
         <w:pict w14:anchorId="32B34F42">
-          <v:rect id="_x0000_i1163" style="width:0;height:1.5pt" o:hralign="center" o:hrstd="t" o:hr="t" fillcolor="#a0a0a0" stroked="f"/>
+          <v:rect id="_x0000_i1043" style="width:0;height:1.5pt" o:hralign="center" o:hrstd="t" o:hr="t" fillcolor="#a0a0a0" stroked="f"/>
         </w:pict>
       </w:r>
     </w:p>
@@ -3767,33 +2447,11 @@
           <w:lang w:val="ru-RU"/>
         </w:rPr>
       </w:pPr>
-      <w:proofErr w:type="spellStart"/>
-      <w:r>
-        <w:rPr>
-          <w:lang w:val="ru-RU"/>
-        </w:rPr>
-        <w:t>SQLite</w:t>
-      </w:r>
-      <w:proofErr w:type="spellEnd"/>
-      <w:r>
-        <w:rPr>
-          <w:lang w:val="ru-RU"/>
-        </w:rPr>
-        <w:t xml:space="preserve"> </w:t>
-      </w:r>
-      <w:proofErr w:type="spellStart"/>
-      <w:r>
-        <w:rPr>
-          <w:lang w:val="ru-RU"/>
-        </w:rPr>
-        <w:t>yetadi</w:t>
-      </w:r>
-      <w:proofErr w:type="spellEnd"/>
-      <w:r>
-        <w:rPr>
-          <w:lang w:val="ru-RU"/>
-        </w:rPr>
-        <w:t>.</w:t>
+      <w:r>
+        <w:rPr>
+          <w:lang w:val="ru-RU"/>
+        </w:rPr>
+        <w:t>SQLite yetadi.</w:t>
       </w:r>
     </w:p>
     <w:p>
@@ -3808,7 +2466,7 @@
           <w:lang w:val="ru-RU"/>
         </w:rPr>
         <w:pict w14:anchorId="23F47217">
-          <v:rect id="_x0000_i1164" style="width:0;height:1.5pt" o:hralign="center" o:hrstd="t" o:hr="t" fillcolor="#a0a0a0" stroked="f"/>
+          <v:rect id="_x0000_i1044" style="width:0;height:1.5pt" o:hralign="center" o:hrstd="t" o:hr="t" fillcolor="#a0a0a0" stroked="f"/>
         </w:pict>
       </w:r>
     </w:p>
@@ -3854,19 +2512,11 @@
           <w:lang w:val="ru-RU"/>
         </w:rPr>
       </w:pPr>
-      <w:proofErr w:type="spellStart"/>
-      <w:r>
-        <w:rPr>
-          <w:lang w:val="ru-RU"/>
-        </w:rPr>
-        <w:t>Django</w:t>
-      </w:r>
-      <w:proofErr w:type="spellEnd"/>
-      <w:r>
-        <w:rPr>
-          <w:lang w:val="ru-RU"/>
-        </w:rPr>
-        <w:t xml:space="preserve"> </w:t>
+      <w:r>
+        <w:rPr>
+          <w:lang w:val="ru-RU"/>
+        </w:rPr>
+        <w:t xml:space="preserve">Django </w:t>
       </w:r>
     </w:p>
     <w:p>
@@ -3898,19 +2548,11 @@
           <w:lang w:val="ru-RU"/>
         </w:rPr>
       </w:pPr>
-      <w:proofErr w:type="spellStart"/>
-      <w:r>
-        <w:rPr>
-          <w:lang w:val="ru-RU"/>
-        </w:rPr>
-        <w:t>SQLite</w:t>
-      </w:r>
-      <w:proofErr w:type="spellEnd"/>
-      <w:r>
-        <w:rPr>
-          <w:lang w:val="ru-RU"/>
-        </w:rPr>
-        <w:t xml:space="preserve"> </w:t>
+      <w:r>
+        <w:rPr>
+          <w:lang w:val="ru-RU"/>
+        </w:rPr>
+        <w:t xml:space="preserve">SQLite </w:t>
       </w:r>
     </w:p>
     <w:p>
@@ -3922,7 +2564,6 @@
           <w:lang w:val="ru-RU"/>
         </w:rPr>
       </w:pPr>
-      <w:proofErr w:type="spellStart"/>
       <w:r>
         <w:rPr>
           <w:b/>
@@ -3931,7 +2572,6 @@
         </w:rPr>
         <w:t>Frontend</w:t>
       </w:r>
-      <w:proofErr w:type="spellEnd"/>
     </w:p>
     <w:p>
       <w:pPr>
@@ -3943,19 +2583,11 @@
           <w:lang w:val="ru-RU"/>
         </w:rPr>
       </w:pPr>
-      <w:proofErr w:type="spellStart"/>
-      <w:r>
-        <w:rPr>
-          <w:lang w:val="ru-RU"/>
-        </w:rPr>
-        <w:t>Bootstrap</w:t>
-      </w:r>
-      <w:proofErr w:type="spellEnd"/>
-      <w:r>
-        <w:rPr>
-          <w:lang w:val="ru-RU"/>
-        </w:rPr>
-        <w:t xml:space="preserve"> 5 </w:t>
+      <w:r>
+        <w:rPr>
+          <w:lang w:val="ru-RU"/>
+        </w:rPr>
+        <w:t xml:space="preserve">Bootstrap 5 </w:t>
       </w:r>
     </w:p>
     <w:p>
@@ -3967,7 +2599,6 @@
           <w:lang w:val="ru-RU"/>
         </w:rPr>
       </w:pPr>
-      <w:proofErr w:type="spellStart"/>
       <w:r>
         <w:rPr>
           <w:b/>
@@ -3976,7 +2607,6 @@
         </w:rPr>
         <w:t>Deploy</w:t>
       </w:r>
-      <w:proofErr w:type="spellEnd"/>
     </w:p>
     <w:p>
       <w:pPr>
@@ -3988,19 +2618,11 @@
           <w:lang w:val="ru-RU"/>
         </w:rPr>
       </w:pPr>
-      <w:proofErr w:type="spellStart"/>
-      <w:r>
-        <w:rPr>
-          <w:lang w:val="ru-RU"/>
-        </w:rPr>
-        <w:t>Railway</w:t>
-      </w:r>
-      <w:proofErr w:type="spellEnd"/>
-      <w:r>
-        <w:rPr>
-          <w:lang w:val="ru-RU"/>
-        </w:rPr>
-        <w:t xml:space="preserve"> </w:t>
+      <w:r>
+        <w:rPr>
+          <w:lang w:val="ru-RU"/>
+        </w:rPr>
+        <w:t xml:space="preserve">Railway </w:t>
       </w:r>
     </w:p>
     <w:p>
@@ -4035,21 +2657,1123 @@
         <w:rPr>
           <w:lang w:val="ru-RU"/>
         </w:rPr>
-        <w:t xml:space="preserve">Local </w:t>
+        <w:t>Local media</w:t>
+      </w:r>
+    </w:p>
+    <w:p>
+      <w:pPr>
+        <w:ind w:firstLine="709"/>
+      </w:pPr>
+    </w:p>
+    <w:p>
+      <w:pPr>
+        <w:ind w:firstLine="709"/>
+      </w:pPr>
+    </w:p>
+    <w:p>
+      <w:pPr>
+        <w:ind w:firstLine="709"/>
+      </w:pPr>
+    </w:p>
+    <w:p>
+      <w:pPr>
+        <w:spacing w:before="0" w:after="160" w:line="259" w:lineRule="auto"/>
+        <w:jc w:val="left"/>
+      </w:pPr>
+      <w:r>
+        <w:br w:type="page"/>
+      </w:r>
+    </w:p>
+    <w:p>
+      <w:pPr>
+        <w:ind w:firstLine="709"/>
+        <w:rPr>
+          <w:b/>
+          <w:bCs/>
+          <w:color w:val="ED7D31" w:themeColor="accent2"/>
+          <w:sz w:val="24"/>
+          <w:szCs w:val="18"/>
+        </w:rPr>
+      </w:pPr>
+      <w:r>
+        <w:rPr>
+          <w:b/>
+          <w:bCs/>
+          <w:color w:val="ED7D31" w:themeColor="accent2"/>
+          <w:sz w:val="24"/>
+          <w:szCs w:val="18"/>
+        </w:rPr>
+        <w:lastRenderedPageBreak/>
+        <w:t>Structure</w:t>
+      </w:r>
+    </w:p>
+    <w:p>
+      <w:pPr>
+        <w:pStyle w:val="ListParagraph"/>
+        <w:numPr>
+          <w:ilvl w:val="0"/>
+          <w:numId w:val="20"/>
+        </w:numPr>
+        <w:rPr>
+          <w:color w:val="4472C4" w:themeColor="accent5"/>
+          <w:sz w:val="18"/>
+          <w:szCs w:val="12"/>
+        </w:rPr>
+      </w:pPr>
+      <w:r>
+        <w:rPr>
+          <w:color w:val="4472C4" w:themeColor="accent5"/>
+          <w:sz w:val="18"/>
+          <w:szCs w:val="12"/>
+        </w:rPr>
+        <w:t>Home</w:t>
+      </w:r>
+    </w:p>
+    <w:p>
+      <w:pPr>
+        <w:pStyle w:val="ListParagraph"/>
+        <w:numPr>
+          <w:ilvl w:val="1"/>
+          <w:numId w:val="20"/>
+        </w:numPr>
+        <w:rPr>
+          <w:color w:val="4472C4" w:themeColor="accent5"/>
+          <w:sz w:val="18"/>
+          <w:szCs w:val="12"/>
+        </w:rPr>
+      </w:pPr>
+      <w:r>
+        <w:rPr>
+          <w:color w:val="4472C4" w:themeColor="accent5"/>
+          <w:sz w:val="18"/>
+          <w:szCs w:val="12"/>
+        </w:rPr>
+        <w:t>Welcome</w:t>
+      </w:r>
+    </w:p>
+    <w:p>
+      <w:pPr>
+        <w:pStyle w:val="ListParagraph"/>
+        <w:numPr>
+          <w:ilvl w:val="1"/>
+          <w:numId w:val="20"/>
+        </w:numPr>
+        <w:rPr>
+          <w:color w:val="4472C4" w:themeColor="accent5"/>
+          <w:sz w:val="18"/>
+          <w:szCs w:val="12"/>
+        </w:rPr>
+      </w:pPr>
+      <w:r>
+        <w:rPr>
+          <w:color w:val="4472C4" w:themeColor="accent5"/>
+          <w:sz w:val="18"/>
+          <w:szCs w:val="12"/>
+        </w:rPr>
+        <w:t xml:space="preserve">About us </w:t>
+      </w:r>
+    </w:p>
+    <w:p>
+      <w:pPr>
+        <w:pStyle w:val="ListParagraph"/>
+        <w:numPr>
+          <w:ilvl w:val="2"/>
+          <w:numId w:val="20"/>
+        </w:numPr>
+        <w:rPr>
+          <w:color w:val="4472C4" w:themeColor="accent5"/>
+          <w:sz w:val="18"/>
+          <w:szCs w:val="12"/>
+        </w:rPr>
+      </w:pPr>
+      <w:r>
+        <w:rPr>
+          <w:color w:val="4472C4" w:themeColor="accent5"/>
+          <w:sz w:val="18"/>
+          <w:szCs w:val="12"/>
+        </w:rPr>
+        <w:t>Experience and status</w:t>
+      </w:r>
+    </w:p>
+    <w:p>
+      <w:pPr>
+        <w:pStyle w:val="ListParagraph"/>
+        <w:numPr>
+          <w:ilvl w:val="2"/>
+          <w:numId w:val="20"/>
+        </w:numPr>
+        <w:rPr>
+          <w:color w:val="4472C4" w:themeColor="accent5"/>
+          <w:sz w:val="18"/>
+          <w:szCs w:val="12"/>
+        </w:rPr>
+      </w:pPr>
+      <w:r>
+        <w:rPr>
+          <w:color w:val="4472C4" w:themeColor="accent5"/>
+          <w:sz w:val="18"/>
+          <w:szCs w:val="12"/>
+        </w:rPr>
+        <w:t>Instagram</w:t>
+      </w:r>
+    </w:p>
+    <w:p>
+      <w:pPr>
+        <w:pStyle w:val="ListParagraph"/>
+        <w:numPr>
+          <w:ilvl w:val="2"/>
+          <w:numId w:val="20"/>
+        </w:numPr>
+        <w:rPr>
+          <w:color w:val="4472C4" w:themeColor="accent5"/>
+          <w:sz w:val="18"/>
+          <w:szCs w:val="12"/>
+        </w:rPr>
+      </w:pPr>
+      <w:r>
+        <w:rPr>
+          <w:color w:val="4472C4" w:themeColor="accent5"/>
+          <w:sz w:val="18"/>
+          <w:szCs w:val="12"/>
+        </w:rPr>
+        <w:t>Telegram</w:t>
+      </w:r>
+    </w:p>
+    <w:p>
+      <w:pPr>
+        <w:pStyle w:val="ListParagraph"/>
+        <w:numPr>
+          <w:ilvl w:val="2"/>
+          <w:numId w:val="20"/>
+        </w:numPr>
+        <w:rPr>
+          <w:color w:val="4472C4" w:themeColor="accent5"/>
+          <w:sz w:val="18"/>
+          <w:szCs w:val="12"/>
+        </w:rPr>
+      </w:pPr>
+      <w:r>
+        <w:rPr>
+          <w:color w:val="4472C4" w:themeColor="accent5"/>
+          <w:sz w:val="18"/>
+          <w:szCs w:val="12"/>
+        </w:rPr>
+        <w:t>You Tube</w:t>
+      </w:r>
+    </w:p>
+    <w:p>
+      <w:pPr>
+        <w:pStyle w:val="ListParagraph"/>
+        <w:numPr>
+          <w:ilvl w:val="1"/>
+          <w:numId w:val="20"/>
+        </w:numPr>
+        <w:rPr>
+          <w:color w:val="4472C4" w:themeColor="accent5"/>
+          <w:sz w:val="18"/>
+          <w:szCs w:val="12"/>
+        </w:rPr>
+      </w:pPr>
+      <w:r>
+        <w:rPr>
+          <w:color w:val="4472C4" w:themeColor="accent5"/>
+          <w:sz w:val="18"/>
+          <w:szCs w:val="12"/>
+        </w:rPr>
+        <w:t>Properties brief</w:t>
+      </w:r>
+    </w:p>
+    <w:p>
+      <w:pPr>
+        <w:pStyle w:val="ListParagraph"/>
+        <w:numPr>
+          <w:ilvl w:val="1"/>
+          <w:numId w:val="20"/>
+        </w:numPr>
+        <w:rPr>
+          <w:color w:val="4472C4" w:themeColor="accent5"/>
+          <w:sz w:val="18"/>
+          <w:szCs w:val="12"/>
+        </w:rPr>
+      </w:pPr>
+      <w:r>
+        <w:rPr>
+          <w:color w:val="4472C4" w:themeColor="accent5"/>
+          <w:sz w:val="18"/>
+          <w:szCs w:val="12"/>
+        </w:rPr>
+        <w:t>Statistics</w:t>
+      </w:r>
+    </w:p>
+    <w:p>
+      <w:pPr>
+        <w:pStyle w:val="ListParagraph"/>
+        <w:numPr>
+          <w:ilvl w:val="2"/>
+          <w:numId w:val="20"/>
+        </w:numPr>
+        <w:rPr>
+          <w:color w:val="4472C4" w:themeColor="accent5"/>
+          <w:sz w:val="18"/>
+          <w:szCs w:val="12"/>
+        </w:rPr>
+      </w:pPr>
+      <w:r>
+        <w:rPr>
+          <w:color w:val="4472C4" w:themeColor="accent5"/>
+          <w:sz w:val="18"/>
+          <w:szCs w:val="12"/>
+        </w:rPr>
+        <w:t>Number of available buildings</w:t>
+      </w:r>
+    </w:p>
+    <w:p>
+      <w:pPr>
+        <w:pStyle w:val="ListParagraph"/>
+        <w:numPr>
+          <w:ilvl w:val="2"/>
+          <w:numId w:val="20"/>
+        </w:numPr>
+        <w:rPr>
+          <w:color w:val="4472C4" w:themeColor="accent5"/>
+          <w:sz w:val="18"/>
+          <w:szCs w:val="12"/>
+        </w:rPr>
+      </w:pPr>
+      <w:r>
+        <w:rPr>
+          <w:color w:val="4472C4" w:themeColor="accent5"/>
+          <w:sz w:val="18"/>
+          <w:szCs w:val="12"/>
+        </w:rPr>
+        <w:t xml:space="preserve">Number of available </w:t>
+      </w:r>
+      <w:r>
+        <w:rPr>
+          <w:color w:val="4472C4" w:themeColor="accent5"/>
+          <w:sz w:val="18"/>
+          <w:szCs w:val="12"/>
+        </w:rPr>
+        <w:t>properties</w:t>
+      </w:r>
+    </w:p>
+    <w:p>
+      <w:pPr>
+        <w:pStyle w:val="ListParagraph"/>
+        <w:numPr>
+          <w:ilvl w:val="2"/>
+          <w:numId w:val="20"/>
+        </w:numPr>
+        <w:rPr>
+          <w:color w:val="4472C4" w:themeColor="accent5"/>
+          <w:sz w:val="18"/>
+          <w:szCs w:val="12"/>
+        </w:rPr>
+      </w:pPr>
+      <w:r>
+        <w:rPr>
+          <w:color w:val="4472C4" w:themeColor="accent5"/>
+          <w:sz w:val="18"/>
+          <w:szCs w:val="12"/>
+        </w:rPr>
+        <w:t>Number of purchases</w:t>
+      </w:r>
+    </w:p>
+    <w:p>
+      <w:pPr>
+        <w:pStyle w:val="ListParagraph"/>
+        <w:numPr>
+          <w:ilvl w:val="1"/>
+          <w:numId w:val="20"/>
+        </w:numPr>
+        <w:rPr>
+          <w:color w:val="4472C4" w:themeColor="accent5"/>
+          <w:sz w:val="18"/>
+          <w:szCs w:val="12"/>
+        </w:rPr>
+      </w:pPr>
+      <w:r>
+        <w:rPr>
+          <w:color w:val="4472C4" w:themeColor="accent5"/>
+          <w:sz w:val="18"/>
+          <w:szCs w:val="12"/>
+        </w:rPr>
+        <w:t>Comments</w:t>
+      </w:r>
+    </w:p>
+    <w:p>
+      <w:pPr>
+        <w:pStyle w:val="ListParagraph"/>
+        <w:numPr>
+          <w:ilvl w:val="2"/>
+          <w:numId w:val="20"/>
+        </w:numPr>
+        <w:rPr>
+          <w:color w:val="4472C4" w:themeColor="accent5"/>
+          <w:sz w:val="18"/>
+          <w:szCs w:val="12"/>
+        </w:rPr>
+      </w:pPr>
+      <w:r>
+        <w:rPr>
+          <w:color w:val="4472C4" w:themeColor="accent5"/>
+          <w:sz w:val="18"/>
+          <w:szCs w:val="12"/>
+        </w:rPr>
+        <w:t>Name</w:t>
+      </w:r>
+    </w:p>
+    <w:p>
+      <w:pPr>
+        <w:pStyle w:val="ListParagraph"/>
+        <w:numPr>
+          <w:ilvl w:val="2"/>
+          <w:numId w:val="20"/>
+        </w:numPr>
+        <w:rPr>
+          <w:color w:val="4472C4" w:themeColor="accent5"/>
+          <w:sz w:val="18"/>
+          <w:szCs w:val="12"/>
+        </w:rPr>
+      </w:pPr>
+      <w:r>
+        <w:rPr>
+          <w:color w:val="4472C4" w:themeColor="accent5"/>
+          <w:sz w:val="18"/>
+          <w:szCs w:val="12"/>
+        </w:rPr>
+        <w:t>Comment</w:t>
+      </w:r>
+    </w:p>
+    <w:p>
+      <w:pPr>
+        <w:pStyle w:val="ListParagraph"/>
+        <w:numPr>
+          <w:ilvl w:val="2"/>
+          <w:numId w:val="20"/>
+        </w:numPr>
+        <w:rPr>
+          <w:color w:val="4472C4" w:themeColor="accent5"/>
+          <w:sz w:val="18"/>
+          <w:szCs w:val="12"/>
+        </w:rPr>
+      </w:pPr>
+      <w:r>
+        <w:rPr>
+          <w:color w:val="4472C4" w:themeColor="accent5"/>
+          <w:sz w:val="18"/>
+          <w:szCs w:val="12"/>
+        </w:rPr>
+        <w:t>Date</w:t>
+      </w:r>
+    </w:p>
+    <w:p>
+      <w:pPr>
+        <w:pStyle w:val="ListParagraph"/>
+        <w:numPr>
+          <w:ilvl w:val="1"/>
+          <w:numId w:val="20"/>
+        </w:numPr>
+        <w:rPr>
+          <w:color w:val="4472C4" w:themeColor="accent5"/>
+          <w:sz w:val="18"/>
+          <w:szCs w:val="12"/>
+        </w:rPr>
+      </w:pPr>
+      <w:r>
+        <w:rPr>
+          <w:color w:val="4472C4" w:themeColor="accent5"/>
+          <w:sz w:val="18"/>
+          <w:szCs w:val="12"/>
+        </w:rPr>
+        <w:t>Comment writing</w:t>
+      </w:r>
+    </w:p>
+    <w:p>
+      <w:pPr>
+        <w:pStyle w:val="ListParagraph"/>
+        <w:numPr>
+          <w:ilvl w:val="2"/>
+          <w:numId w:val="20"/>
+        </w:numPr>
+        <w:rPr>
+          <w:color w:val="4472C4" w:themeColor="accent5"/>
+          <w:sz w:val="18"/>
+          <w:szCs w:val="12"/>
+        </w:rPr>
+      </w:pPr>
+      <w:r>
+        <w:rPr>
+          <w:color w:val="4472C4" w:themeColor="accent5"/>
+          <w:sz w:val="18"/>
+          <w:szCs w:val="12"/>
+        </w:rPr>
+        <w:t>Name</w:t>
+      </w:r>
+    </w:p>
+    <w:p>
+      <w:pPr>
+        <w:pStyle w:val="ListParagraph"/>
+        <w:numPr>
+          <w:ilvl w:val="2"/>
+          <w:numId w:val="20"/>
+        </w:numPr>
+        <w:rPr>
+          <w:color w:val="4472C4" w:themeColor="accent5"/>
+          <w:sz w:val="18"/>
+          <w:szCs w:val="12"/>
+        </w:rPr>
+      </w:pPr>
+      <w:r>
+        <w:rPr>
+          <w:color w:val="4472C4" w:themeColor="accent5"/>
+          <w:sz w:val="18"/>
+          <w:szCs w:val="12"/>
+        </w:rPr>
+        <w:t>Comment</w:t>
+      </w:r>
+    </w:p>
+    <w:p>
+      <w:pPr>
+        <w:pStyle w:val="ListParagraph"/>
+        <w:numPr>
+          <w:ilvl w:val="0"/>
+          <w:numId w:val="20"/>
+        </w:numPr>
+        <w:rPr>
+          <w:color w:val="EE0000"/>
+          <w:sz w:val="18"/>
+          <w:szCs w:val="12"/>
+        </w:rPr>
+      </w:pPr>
+      <w:r>
+        <w:rPr>
+          <w:color w:val="EE0000"/>
+          <w:sz w:val="18"/>
+          <w:szCs w:val="12"/>
+        </w:rPr>
+        <w:t>Contacts</w:t>
+      </w:r>
+    </w:p>
+    <w:p>
+      <w:pPr>
+        <w:pStyle w:val="ListParagraph"/>
+        <w:numPr>
+          <w:ilvl w:val="1"/>
+          <w:numId w:val="20"/>
+        </w:numPr>
+        <w:rPr>
+          <w:color w:val="EE0000"/>
+          <w:sz w:val="18"/>
+          <w:szCs w:val="12"/>
+        </w:rPr>
+      </w:pPr>
+      <w:r>
+        <w:rPr>
+          <w:color w:val="EE0000"/>
+          <w:sz w:val="18"/>
+          <w:szCs w:val="12"/>
+        </w:rPr>
+        <w:t>Message writing section</w:t>
+      </w:r>
+    </w:p>
+    <w:p>
+      <w:pPr>
+        <w:pStyle w:val="ListParagraph"/>
+        <w:numPr>
+          <w:ilvl w:val="2"/>
+          <w:numId w:val="20"/>
+        </w:numPr>
+        <w:rPr>
+          <w:color w:val="EE0000"/>
+          <w:sz w:val="18"/>
+          <w:szCs w:val="12"/>
+        </w:rPr>
+      </w:pPr>
+      <w:r>
+        <w:rPr>
+          <w:color w:val="EE0000"/>
+          <w:sz w:val="18"/>
+          <w:szCs w:val="12"/>
+        </w:rPr>
+        <w:t>Full name</w:t>
+      </w:r>
+    </w:p>
+    <w:p>
+      <w:pPr>
+        <w:pStyle w:val="ListParagraph"/>
+        <w:numPr>
+          <w:ilvl w:val="2"/>
+          <w:numId w:val="20"/>
+        </w:numPr>
+        <w:rPr>
+          <w:color w:val="EE0000"/>
+          <w:sz w:val="18"/>
+          <w:szCs w:val="12"/>
+        </w:rPr>
+      </w:pPr>
+      <w:r>
+        <w:rPr>
+          <w:color w:val="EE0000"/>
+          <w:sz w:val="18"/>
+          <w:szCs w:val="12"/>
+        </w:rPr>
+        <w:t>Phone number</w:t>
+      </w:r>
+    </w:p>
+    <w:p>
+      <w:pPr>
+        <w:pStyle w:val="ListParagraph"/>
+        <w:numPr>
+          <w:ilvl w:val="2"/>
+          <w:numId w:val="20"/>
+        </w:numPr>
+        <w:rPr>
+          <w:color w:val="EE0000"/>
+          <w:sz w:val="18"/>
+          <w:szCs w:val="12"/>
+        </w:rPr>
+      </w:pPr>
+      <w:r>
+        <w:rPr>
+          <w:color w:val="EE0000"/>
+          <w:sz w:val="18"/>
+          <w:szCs w:val="12"/>
+        </w:rPr>
+        <w:t>Message</w:t>
+      </w:r>
+    </w:p>
+    <w:p>
+      <w:pPr>
+        <w:pStyle w:val="ListParagraph"/>
+        <w:numPr>
+          <w:ilvl w:val="1"/>
+          <w:numId w:val="20"/>
+        </w:numPr>
+        <w:rPr>
+          <w:color w:val="EE0000"/>
+          <w:sz w:val="18"/>
+          <w:szCs w:val="12"/>
+        </w:rPr>
+      </w:pPr>
+      <w:r>
+        <w:rPr>
+          <w:color w:val="EE0000"/>
+          <w:sz w:val="18"/>
+          <w:szCs w:val="12"/>
+        </w:rPr>
+        <w:t>Contact numbers of managers</w:t>
+      </w:r>
+    </w:p>
+    <w:p>
+      <w:pPr>
+        <w:pStyle w:val="ListParagraph"/>
+        <w:numPr>
+          <w:ilvl w:val="0"/>
+          <w:numId w:val="20"/>
+        </w:numPr>
+        <w:rPr>
+          <w:color w:val="538135" w:themeColor="accent6" w:themeShade="BF"/>
+          <w:sz w:val="18"/>
+          <w:szCs w:val="12"/>
+        </w:rPr>
+      </w:pPr>
+      <w:r>
+        <w:rPr>
+          <w:color w:val="538135" w:themeColor="accent6" w:themeShade="BF"/>
+          <w:sz w:val="18"/>
+          <w:szCs w:val="12"/>
+        </w:rPr>
+        <w:t>Explore properties</w:t>
+      </w:r>
+      <w:r>
+        <w:rPr>
+          <w:color w:val="538135" w:themeColor="accent6" w:themeShade="BF"/>
+          <w:sz w:val="18"/>
+          <w:szCs w:val="12"/>
+        </w:rPr>
+        <w:t xml:space="preserve"> (Card design: Picture, Name, Location, Available numbers, Price, More details button, Purchase button)</w:t>
+      </w:r>
+    </w:p>
+    <w:p>
+      <w:pPr>
+        <w:pStyle w:val="ListParagraph"/>
+        <w:numPr>
+          <w:ilvl w:val="1"/>
+          <w:numId w:val="20"/>
+        </w:numPr>
+        <w:rPr>
+          <w:color w:val="538135" w:themeColor="accent6" w:themeShade="BF"/>
+          <w:sz w:val="18"/>
+          <w:szCs w:val="12"/>
+        </w:rPr>
+      </w:pPr>
+      <w:r>
+        <w:rPr>
+          <w:color w:val="538135" w:themeColor="accent6" w:themeShade="BF"/>
+          <w:sz w:val="18"/>
+          <w:szCs w:val="12"/>
+        </w:rPr>
+        <w:t>Property details</w:t>
+      </w:r>
+    </w:p>
+    <w:p>
+      <w:pPr>
+        <w:pStyle w:val="ListParagraph"/>
+        <w:numPr>
+          <w:ilvl w:val="2"/>
+          <w:numId w:val="20"/>
+        </w:numPr>
+        <w:rPr>
+          <w:color w:val="538135" w:themeColor="accent6" w:themeShade="BF"/>
+          <w:sz w:val="18"/>
+          <w:szCs w:val="12"/>
+        </w:rPr>
+      </w:pPr>
+      <w:r>
+        <w:rPr>
+          <w:color w:val="538135" w:themeColor="accent6" w:themeShade="BF"/>
+          <w:sz w:val="18"/>
+          <w:szCs w:val="12"/>
+        </w:rPr>
+        <w:t>Name</w:t>
+      </w:r>
+    </w:p>
+    <w:p>
+      <w:pPr>
+        <w:pStyle w:val="ListParagraph"/>
+        <w:numPr>
+          <w:ilvl w:val="2"/>
+          <w:numId w:val="20"/>
+        </w:numPr>
+        <w:rPr>
+          <w:color w:val="538135" w:themeColor="accent6" w:themeShade="BF"/>
+          <w:sz w:val="18"/>
+          <w:szCs w:val="12"/>
+        </w:rPr>
+      </w:pPr>
+      <w:r>
+        <w:rPr>
+          <w:color w:val="538135" w:themeColor="accent6" w:themeShade="BF"/>
+          <w:sz w:val="18"/>
+          <w:szCs w:val="12"/>
+        </w:rPr>
+        <w:t>Description</w:t>
+      </w:r>
+    </w:p>
+    <w:p>
+      <w:pPr>
+        <w:pStyle w:val="ListParagraph"/>
+        <w:numPr>
+          <w:ilvl w:val="2"/>
+          <w:numId w:val="20"/>
+        </w:numPr>
+        <w:rPr>
+          <w:color w:val="538135" w:themeColor="accent6" w:themeShade="BF"/>
+          <w:sz w:val="18"/>
+          <w:szCs w:val="12"/>
+        </w:rPr>
+      </w:pPr>
+      <w:r>
+        <w:rPr>
+          <w:color w:val="538135" w:themeColor="accent6" w:themeShade="BF"/>
+          <w:sz w:val="18"/>
+          <w:szCs w:val="12"/>
+        </w:rPr>
+        <w:t>Location</w:t>
+      </w:r>
+    </w:p>
+    <w:p>
+      <w:pPr>
+        <w:pStyle w:val="ListParagraph"/>
+        <w:numPr>
+          <w:ilvl w:val="2"/>
+          <w:numId w:val="20"/>
+        </w:numPr>
+        <w:rPr>
+          <w:color w:val="538135" w:themeColor="accent6" w:themeShade="BF"/>
+          <w:sz w:val="18"/>
+          <w:szCs w:val="12"/>
+        </w:rPr>
+      </w:pPr>
+      <w:r>
+        <w:rPr>
+          <w:color w:val="538135" w:themeColor="accent6" w:themeShade="BF"/>
+          <w:sz w:val="18"/>
+          <w:szCs w:val="12"/>
+        </w:rPr>
+        <w:t>Number of available properties</w:t>
+      </w:r>
+    </w:p>
+    <w:p>
+      <w:pPr>
+        <w:pStyle w:val="ListParagraph"/>
+        <w:numPr>
+          <w:ilvl w:val="2"/>
+          <w:numId w:val="20"/>
+        </w:numPr>
+        <w:rPr>
+          <w:color w:val="538135" w:themeColor="accent6" w:themeShade="BF"/>
+          <w:sz w:val="18"/>
+          <w:szCs w:val="12"/>
+        </w:rPr>
+      </w:pPr>
+      <w:r>
+        <w:rPr>
+          <w:color w:val="538135" w:themeColor="accent6" w:themeShade="BF"/>
+          <w:sz w:val="18"/>
+          <w:szCs w:val="12"/>
+        </w:rPr>
+        <w:t>Prices</w:t>
+      </w:r>
+    </w:p>
+    <w:p>
+      <w:pPr>
+        <w:pStyle w:val="ListParagraph"/>
+        <w:numPr>
+          <w:ilvl w:val="1"/>
+          <w:numId w:val="20"/>
+        </w:numPr>
+        <w:rPr>
+          <w:color w:val="538135" w:themeColor="accent6" w:themeShade="BF"/>
+          <w:sz w:val="18"/>
+          <w:szCs w:val="12"/>
+        </w:rPr>
+      </w:pPr>
+      <w:r>
+        <w:rPr>
+          <w:color w:val="538135" w:themeColor="accent6" w:themeShade="BF"/>
+          <w:sz w:val="18"/>
+          <w:szCs w:val="12"/>
+        </w:rPr>
+        <w:t>Purchase</w:t>
+      </w:r>
+      <w:r>
+        <w:rPr>
+          <w:color w:val="538135" w:themeColor="accent6" w:themeShade="BF"/>
+          <w:sz w:val="18"/>
+          <w:szCs w:val="12"/>
+        </w:rPr>
+        <w:t xml:space="preserve"> (-Available number, +Admin budget)</w:t>
+      </w:r>
+    </w:p>
+    <w:p>
+      <w:pPr>
+        <w:pStyle w:val="ListParagraph"/>
+        <w:numPr>
+          <w:ilvl w:val="0"/>
+          <w:numId w:val="20"/>
+        </w:numPr>
+        <w:rPr>
+          <w:color w:val="7030A0"/>
+          <w:sz w:val="18"/>
+          <w:szCs w:val="12"/>
+        </w:rPr>
+      </w:pPr>
+      <w:r>
+        <w:rPr>
+          <w:color w:val="7030A0"/>
+          <w:sz w:val="18"/>
+          <w:szCs w:val="12"/>
+        </w:rPr>
+        <w:t>Admin</w:t>
+      </w:r>
+    </w:p>
+    <w:p>
+      <w:pPr>
+        <w:pStyle w:val="ListParagraph"/>
+        <w:numPr>
+          <w:ilvl w:val="1"/>
+          <w:numId w:val="20"/>
+        </w:numPr>
+        <w:rPr>
+          <w:color w:val="7030A0"/>
+          <w:sz w:val="18"/>
+          <w:szCs w:val="12"/>
+        </w:rPr>
+      </w:pPr>
+      <w:r>
+        <w:rPr>
+          <w:color w:val="7030A0"/>
+          <w:sz w:val="18"/>
+          <w:szCs w:val="12"/>
+        </w:rPr>
+        <w:t>Dashboard</w:t>
+      </w:r>
+    </w:p>
+    <w:p>
+      <w:pPr>
+        <w:pStyle w:val="ListParagraph"/>
+        <w:numPr>
+          <w:ilvl w:val="2"/>
+          <w:numId w:val="20"/>
+        </w:numPr>
+        <w:rPr>
+          <w:color w:val="7030A0"/>
+          <w:sz w:val="18"/>
+          <w:szCs w:val="12"/>
+        </w:rPr>
+      </w:pPr>
+      <w:r>
+        <w:rPr>
+          <w:color w:val="7030A0"/>
+          <w:sz w:val="18"/>
+          <w:szCs w:val="12"/>
+        </w:rPr>
+        <w:t>Building numbers</w:t>
+      </w:r>
+    </w:p>
+    <w:p>
+      <w:pPr>
+        <w:pStyle w:val="ListParagraph"/>
+        <w:numPr>
+          <w:ilvl w:val="2"/>
+          <w:numId w:val="20"/>
+        </w:numPr>
+        <w:rPr>
+          <w:color w:val="7030A0"/>
+          <w:sz w:val="18"/>
+          <w:szCs w:val="12"/>
+        </w:rPr>
+      </w:pPr>
+      <w:r>
+        <w:rPr>
+          <w:color w:val="7030A0"/>
+          <w:sz w:val="18"/>
+          <w:szCs w:val="12"/>
+        </w:rPr>
+        <w:t>Property numbers</w:t>
+      </w:r>
+    </w:p>
+    <w:p>
+      <w:pPr>
+        <w:pStyle w:val="ListParagraph"/>
+        <w:numPr>
+          <w:ilvl w:val="2"/>
+          <w:numId w:val="20"/>
+        </w:numPr>
+        <w:rPr>
+          <w:color w:val="7030A0"/>
+          <w:sz w:val="18"/>
+          <w:szCs w:val="12"/>
+        </w:rPr>
+      </w:pPr>
+      <w:r>
+        <w:rPr>
+          <w:color w:val="7030A0"/>
+          <w:sz w:val="18"/>
+          <w:szCs w:val="12"/>
+        </w:rPr>
+        <w:t>Purchase numbers</w:t>
+      </w:r>
+    </w:p>
+    <w:p>
+      <w:pPr>
+        <w:pStyle w:val="ListParagraph"/>
+        <w:numPr>
+          <w:ilvl w:val="2"/>
+          <w:numId w:val="20"/>
+        </w:numPr>
+        <w:rPr>
+          <w:color w:val="7030A0"/>
+          <w:sz w:val="18"/>
+          <w:szCs w:val="12"/>
+        </w:rPr>
+      </w:pPr>
+      <w:r>
+        <w:rPr>
+          <w:color w:val="7030A0"/>
+          <w:sz w:val="18"/>
+          <w:szCs w:val="12"/>
+        </w:rPr>
+        <w:t>Total budget</w:t>
+      </w:r>
+    </w:p>
+    <w:p>
+      <w:pPr>
+        <w:pStyle w:val="ListParagraph"/>
+        <w:numPr>
+          <w:ilvl w:val="1"/>
+          <w:numId w:val="20"/>
+        </w:numPr>
+        <w:rPr>
+          <w:color w:val="7030A0"/>
+          <w:sz w:val="18"/>
+          <w:szCs w:val="12"/>
+        </w:rPr>
+      </w:pPr>
+      <w:r>
+        <w:rPr>
+          <w:color w:val="7030A0"/>
+          <w:sz w:val="18"/>
+          <w:szCs w:val="12"/>
+        </w:rPr>
+        <w:t>Add property</w:t>
+      </w:r>
+    </w:p>
+    <w:p>
+      <w:pPr>
+        <w:pStyle w:val="ListParagraph"/>
+        <w:numPr>
+          <w:ilvl w:val="2"/>
+          <w:numId w:val="20"/>
+        </w:numPr>
+        <w:rPr>
+          <w:color w:val="7030A0"/>
+          <w:sz w:val="18"/>
+          <w:szCs w:val="12"/>
+        </w:rPr>
+      </w:pPr>
+      <w:r>
+        <w:rPr>
+          <w:color w:val="7030A0"/>
+          <w:sz w:val="18"/>
+          <w:szCs w:val="12"/>
+        </w:rPr>
+        <w:t>Name</w:t>
+      </w:r>
+    </w:p>
+    <w:p>
+      <w:pPr>
+        <w:pStyle w:val="ListParagraph"/>
+        <w:numPr>
+          <w:ilvl w:val="2"/>
+          <w:numId w:val="20"/>
+        </w:numPr>
+        <w:rPr>
+          <w:color w:val="7030A0"/>
+          <w:sz w:val="18"/>
+          <w:szCs w:val="12"/>
+        </w:rPr>
+      </w:pPr>
+      <w:r>
+        <w:rPr>
+          <w:color w:val="7030A0"/>
+          <w:sz w:val="18"/>
+          <w:szCs w:val="12"/>
+        </w:rPr>
+        <w:t>Description</w:t>
+      </w:r>
+    </w:p>
+    <w:p>
+      <w:pPr>
+        <w:pStyle w:val="ListParagraph"/>
+        <w:numPr>
+          <w:ilvl w:val="2"/>
+          <w:numId w:val="20"/>
+        </w:numPr>
+        <w:rPr>
+          <w:color w:val="7030A0"/>
+          <w:sz w:val="18"/>
+          <w:szCs w:val="12"/>
+        </w:rPr>
+      </w:pPr>
+      <w:r>
+        <w:rPr>
+          <w:color w:val="7030A0"/>
+          <w:sz w:val="18"/>
+          <w:szCs w:val="12"/>
+        </w:rPr>
+        <w:t>Location</w:t>
+      </w:r>
+    </w:p>
+    <w:p>
+      <w:pPr>
+        <w:pStyle w:val="ListParagraph"/>
+        <w:numPr>
+          <w:ilvl w:val="2"/>
+          <w:numId w:val="20"/>
+        </w:numPr>
+        <w:rPr>
+          <w:color w:val="7030A0"/>
+          <w:sz w:val="18"/>
+          <w:szCs w:val="12"/>
+        </w:rPr>
+      </w:pPr>
+      <w:r>
+        <w:rPr>
+          <w:color w:val="7030A0"/>
+          <w:sz w:val="18"/>
+          <w:szCs w:val="12"/>
+        </w:rPr>
+        <w:t>Number of available properties</w:t>
+      </w:r>
+    </w:p>
+    <w:p>
+      <w:pPr>
+        <w:pStyle w:val="ListParagraph"/>
+        <w:numPr>
+          <w:ilvl w:val="2"/>
+          <w:numId w:val="20"/>
+        </w:numPr>
+        <w:rPr>
+          <w:color w:val="7030A0"/>
+          <w:sz w:val="18"/>
+          <w:szCs w:val="12"/>
+        </w:rPr>
+      </w:pPr>
+      <w:r>
+        <w:rPr>
+          <w:color w:val="7030A0"/>
+          <w:sz w:val="18"/>
+          <w:szCs w:val="12"/>
+        </w:rPr>
+        <w:t>Prices</w:t>
+      </w:r>
+    </w:p>
+    <w:p>
+      <w:pPr>
+        <w:pStyle w:val="ListParagraph"/>
+        <w:numPr>
+          <w:ilvl w:val="1"/>
+          <w:numId w:val="20"/>
+        </w:numPr>
+        <w:rPr>
+          <w:color w:val="7030A0"/>
+          <w:sz w:val="18"/>
+          <w:szCs w:val="12"/>
+        </w:rPr>
+      </w:pPr>
+      <w:r>
+        <w:rPr>
+          <w:color w:val="7030A0"/>
+          <w:sz w:val="18"/>
+          <w:szCs w:val="12"/>
+        </w:rPr>
+        <w:t>Messages</w:t>
+      </w:r>
+    </w:p>
+    <w:p>
+      <w:pPr>
+        <w:pStyle w:val="ListParagraph"/>
+        <w:numPr>
+          <w:ilvl w:val="2"/>
+          <w:numId w:val="20"/>
+        </w:numPr>
+        <w:rPr>
+          <w:color w:val="7030A0"/>
+          <w:sz w:val="18"/>
+          <w:szCs w:val="12"/>
+        </w:rPr>
+      </w:pPr>
+      <w:r>
+        <w:rPr>
+          <w:color w:val="7030A0"/>
+          <w:sz w:val="18"/>
+          <w:szCs w:val="12"/>
+        </w:rPr>
+        <w:t xml:space="preserve">List of all messages from contacts </w:t>
       </w:r>
       <w:proofErr w:type="spellStart"/>
       <w:r>
         <w:rPr>
-          <w:lang w:val="ru-RU"/>
-        </w:rPr>
-        <w:t>media</w:t>
+          <w:color w:val="7030A0"/>
+          <w:sz w:val="18"/>
+          <w:szCs w:val="12"/>
+        </w:rPr>
+        <w:t>secton</w:t>
       </w:r>
       <w:proofErr w:type="spellEnd"/>
-    </w:p>
-    <w:p>
-      <w:pPr>
-        <w:ind w:firstLine="709"/>
-      </w:pPr>
     </w:p>
     <w:sectPr>
       <w:pgSz w:w="11906" w:h="16838" w:code="9"/>
@@ -4958,6 +4682,119 @@
     </w:lvl>
   </w:abstractNum>
   <w:abstractNum w:abstractNumId="6" w15:restartNumberingAfterBreak="0">
+    <w:nsid w:val="34111BF6"/>
+    <w:multiLevelType w:val="hybridMultilevel"/>
+    <w:tmpl w:val="D956333C"/>
+    <w:lvl w:ilvl="0" w:tplc="04190001">
+      <w:start w:val="1"/>
+      <w:numFmt w:val="bullet"/>
+      <w:lvlText w:val=""/>
+      <w:lvlJc w:val="left"/>
+      <w:pPr>
+        <w:ind w:left="1429" w:hanging="360"/>
+      </w:pPr>
+      <w:rPr>
+        <w:rFonts w:ascii="Symbol" w:hAnsi="Symbol" w:hint="default"/>
+      </w:rPr>
+    </w:lvl>
+    <w:lvl w:ilvl="1" w:tplc="04190003">
+      <w:start w:val="1"/>
+      <w:numFmt w:val="bullet"/>
+      <w:lvlText w:val="o"/>
+      <w:lvlJc w:val="left"/>
+      <w:pPr>
+        <w:ind w:left="2149" w:hanging="360"/>
+      </w:pPr>
+      <w:rPr>
+        <w:rFonts w:ascii="Courier New" w:hAnsi="Courier New" w:cs="Courier New" w:hint="default"/>
+      </w:rPr>
+    </w:lvl>
+    <w:lvl w:ilvl="2" w:tplc="04190005">
+      <w:start w:val="1"/>
+      <w:numFmt w:val="bullet"/>
+      <w:lvlText w:val=""/>
+      <w:lvlJc w:val="left"/>
+      <w:pPr>
+        <w:ind w:left="2869" w:hanging="360"/>
+      </w:pPr>
+      <w:rPr>
+        <w:rFonts w:ascii="Wingdings" w:hAnsi="Wingdings" w:hint="default"/>
+      </w:rPr>
+    </w:lvl>
+    <w:lvl w:ilvl="3" w:tplc="04190001" w:tentative="1">
+      <w:start w:val="1"/>
+      <w:numFmt w:val="bullet"/>
+      <w:lvlText w:val=""/>
+      <w:lvlJc w:val="left"/>
+      <w:pPr>
+        <w:ind w:left="3589" w:hanging="360"/>
+      </w:pPr>
+      <w:rPr>
+        <w:rFonts w:ascii="Symbol" w:hAnsi="Symbol" w:hint="default"/>
+      </w:rPr>
+    </w:lvl>
+    <w:lvl w:ilvl="4" w:tplc="04190003" w:tentative="1">
+      <w:start w:val="1"/>
+      <w:numFmt w:val="bullet"/>
+      <w:lvlText w:val="o"/>
+      <w:lvlJc w:val="left"/>
+      <w:pPr>
+        <w:ind w:left="4309" w:hanging="360"/>
+      </w:pPr>
+      <w:rPr>
+        <w:rFonts w:ascii="Courier New" w:hAnsi="Courier New" w:cs="Courier New" w:hint="default"/>
+      </w:rPr>
+    </w:lvl>
+    <w:lvl w:ilvl="5" w:tplc="04190005" w:tentative="1">
+      <w:start w:val="1"/>
+      <w:numFmt w:val="bullet"/>
+      <w:lvlText w:val=""/>
+      <w:lvlJc w:val="left"/>
+      <w:pPr>
+        <w:ind w:left="5029" w:hanging="360"/>
+      </w:pPr>
+      <w:rPr>
+        <w:rFonts w:ascii="Wingdings" w:hAnsi="Wingdings" w:hint="default"/>
+      </w:rPr>
+    </w:lvl>
+    <w:lvl w:ilvl="6" w:tplc="04190001" w:tentative="1">
+      <w:start w:val="1"/>
+      <w:numFmt w:val="bullet"/>
+      <w:lvlText w:val=""/>
+      <w:lvlJc w:val="left"/>
+      <w:pPr>
+        <w:ind w:left="5749" w:hanging="360"/>
+      </w:pPr>
+      <w:rPr>
+        <w:rFonts w:ascii="Symbol" w:hAnsi="Symbol" w:hint="default"/>
+      </w:rPr>
+    </w:lvl>
+    <w:lvl w:ilvl="7" w:tplc="04190003" w:tentative="1">
+      <w:start w:val="1"/>
+      <w:numFmt w:val="bullet"/>
+      <w:lvlText w:val="o"/>
+      <w:lvlJc w:val="left"/>
+      <w:pPr>
+        <w:ind w:left="6469" w:hanging="360"/>
+      </w:pPr>
+      <w:rPr>
+        <w:rFonts w:ascii="Courier New" w:hAnsi="Courier New" w:cs="Courier New" w:hint="default"/>
+      </w:rPr>
+    </w:lvl>
+    <w:lvl w:ilvl="8" w:tplc="04190005" w:tentative="1">
+      <w:start w:val="1"/>
+      <w:numFmt w:val="bullet"/>
+      <w:lvlText w:val=""/>
+      <w:lvlJc w:val="left"/>
+      <w:pPr>
+        <w:ind w:left="7189" w:hanging="360"/>
+      </w:pPr>
+      <w:rPr>
+        <w:rFonts w:ascii="Wingdings" w:hAnsi="Wingdings" w:hint="default"/>
+      </w:rPr>
+    </w:lvl>
+  </w:abstractNum>
+  <w:abstractNum w:abstractNumId="7" w15:restartNumberingAfterBreak="0">
     <w:nsid w:val="373536CF"/>
     <w:multiLevelType w:val="multilevel"/>
     <w:tmpl w:val="9E5A7A66"/>
@@ -5106,7 +4943,7 @@
       </w:rPr>
     </w:lvl>
   </w:abstractNum>
-  <w:abstractNum w:abstractNumId="7" w15:restartNumberingAfterBreak="0">
+  <w:abstractNum w:abstractNumId="8" w15:restartNumberingAfterBreak="0">
     <w:nsid w:val="374C191A"/>
     <w:multiLevelType w:val="multilevel"/>
     <w:tmpl w:val="67C436BA"/>
@@ -5255,7 +5092,7 @@
       </w:rPr>
     </w:lvl>
   </w:abstractNum>
-  <w:abstractNum w:abstractNumId="8" w15:restartNumberingAfterBreak="0">
+  <w:abstractNum w:abstractNumId="9" w15:restartNumberingAfterBreak="0">
     <w:nsid w:val="4C4712C0"/>
     <w:multiLevelType w:val="multilevel"/>
     <w:tmpl w:val="263AF6B2"/>
@@ -5404,7 +5241,7 @@
       </w:rPr>
     </w:lvl>
   </w:abstractNum>
-  <w:abstractNum w:abstractNumId="9" w15:restartNumberingAfterBreak="0">
+  <w:abstractNum w:abstractNumId="10" w15:restartNumberingAfterBreak="0">
     <w:nsid w:val="530939EC"/>
     <w:multiLevelType w:val="multilevel"/>
     <w:tmpl w:val="A8FC4888"/>
@@ -5553,7 +5390,7 @@
       </w:rPr>
     </w:lvl>
   </w:abstractNum>
-  <w:abstractNum w:abstractNumId="10" w15:restartNumberingAfterBreak="0">
+  <w:abstractNum w:abstractNumId="11" w15:restartNumberingAfterBreak="0">
     <w:nsid w:val="54977B8A"/>
     <w:multiLevelType w:val="multilevel"/>
     <w:tmpl w:val="6F14DC34"/>
@@ -5702,7 +5539,7 @@
       </w:rPr>
     </w:lvl>
   </w:abstractNum>
-  <w:abstractNum w:abstractNumId="11" w15:restartNumberingAfterBreak="0">
+  <w:abstractNum w:abstractNumId="12" w15:restartNumberingAfterBreak="0">
     <w:nsid w:val="56247B44"/>
     <w:multiLevelType w:val="multilevel"/>
     <w:tmpl w:val="595C92F6"/>
@@ -5851,7 +5688,7 @@
       </w:rPr>
     </w:lvl>
   </w:abstractNum>
-  <w:abstractNum w:abstractNumId="12" w15:restartNumberingAfterBreak="0">
+  <w:abstractNum w:abstractNumId="13" w15:restartNumberingAfterBreak="0">
     <w:nsid w:val="5B581902"/>
     <w:multiLevelType w:val="multilevel"/>
     <w:tmpl w:val="4C82793A"/>
@@ -6000,7 +5837,7 @@
       </w:rPr>
     </w:lvl>
   </w:abstractNum>
-  <w:abstractNum w:abstractNumId="13" w15:restartNumberingAfterBreak="0">
+  <w:abstractNum w:abstractNumId="14" w15:restartNumberingAfterBreak="0">
     <w:nsid w:val="5CB42A8F"/>
     <w:multiLevelType w:val="multilevel"/>
     <w:tmpl w:val="C32AD81C"/>
@@ -6149,7 +5986,7 @@
       </w:rPr>
     </w:lvl>
   </w:abstractNum>
-  <w:abstractNum w:abstractNumId="14" w15:restartNumberingAfterBreak="0">
+  <w:abstractNum w:abstractNumId="15" w15:restartNumberingAfterBreak="0">
     <w:nsid w:val="616C4735"/>
     <w:multiLevelType w:val="multilevel"/>
     <w:tmpl w:val="0F2AFE34"/>
@@ -6298,7 +6135,7 @@
       </w:rPr>
     </w:lvl>
   </w:abstractNum>
-  <w:abstractNum w:abstractNumId="15" w15:restartNumberingAfterBreak="0">
+  <w:abstractNum w:abstractNumId="16" w15:restartNumberingAfterBreak="0">
     <w:nsid w:val="67114167"/>
     <w:multiLevelType w:val="multilevel"/>
     <w:tmpl w:val="8FE24510"/>
@@ -6447,7 +6284,7 @@
       </w:rPr>
     </w:lvl>
   </w:abstractNum>
-  <w:abstractNum w:abstractNumId="16" w15:restartNumberingAfterBreak="0">
+  <w:abstractNum w:abstractNumId="17" w15:restartNumberingAfterBreak="0">
     <w:nsid w:val="6AB90D7D"/>
     <w:multiLevelType w:val="multilevel"/>
     <w:tmpl w:val="3C1EC2D6"/>
@@ -6596,7 +6433,7 @@
       </w:rPr>
     </w:lvl>
   </w:abstractNum>
-  <w:abstractNum w:abstractNumId="17" w15:restartNumberingAfterBreak="0">
+  <w:abstractNum w:abstractNumId="18" w15:restartNumberingAfterBreak="0">
     <w:nsid w:val="6EDC3B68"/>
     <w:multiLevelType w:val="multilevel"/>
     <w:tmpl w:val="9C7CC372"/>
@@ -6745,7 +6582,7 @@
       </w:rPr>
     </w:lvl>
   </w:abstractNum>
-  <w:abstractNum w:abstractNumId="18" w15:restartNumberingAfterBreak="0">
+  <w:abstractNum w:abstractNumId="19" w15:restartNumberingAfterBreak="0">
     <w:nsid w:val="6F804237"/>
     <w:multiLevelType w:val="multilevel"/>
     <w:tmpl w:val="D5CC9BB4"/>
@@ -6898,31 +6735,31 @@
     <w:abstractNumId w:val="0"/>
   </w:num>
   <w:num w:numId="2" w16cid:durableId="427966476">
-    <w:abstractNumId w:val="12"/>
+    <w:abstractNumId w:val="13"/>
   </w:num>
   <w:num w:numId="3" w16cid:durableId="464351468">
-    <w:abstractNumId w:val="13"/>
+    <w:abstractNumId w:val="14"/>
   </w:num>
   <w:num w:numId="4" w16cid:durableId="41293123">
+    <w:abstractNumId w:val="16"/>
+  </w:num>
+  <w:num w:numId="5" w16cid:durableId="683017200">
+    <w:abstractNumId w:val="11"/>
+  </w:num>
+  <w:num w:numId="6" w16cid:durableId="2111317870">
+    <w:abstractNumId w:val="7"/>
+  </w:num>
+  <w:num w:numId="7" w16cid:durableId="1763645732">
     <w:abstractNumId w:val="15"/>
   </w:num>
-  <w:num w:numId="5" w16cid:durableId="683017200">
+  <w:num w:numId="8" w16cid:durableId="1826389479">
+    <w:abstractNumId w:val="8"/>
+  </w:num>
+  <w:num w:numId="9" w16cid:durableId="267084241">
     <w:abstractNumId w:val="10"/>
   </w:num>
-  <w:num w:numId="6" w16cid:durableId="2111317870">
-    <w:abstractNumId w:val="6"/>
-  </w:num>
-  <w:num w:numId="7" w16cid:durableId="1763645732">
-    <w:abstractNumId w:val="14"/>
-  </w:num>
-  <w:num w:numId="8" w16cid:durableId="1826389479">
-    <w:abstractNumId w:val="7"/>
-  </w:num>
-  <w:num w:numId="9" w16cid:durableId="267084241">
-    <w:abstractNumId w:val="9"/>
-  </w:num>
   <w:num w:numId="10" w16cid:durableId="419642158">
-    <w:abstractNumId w:val="16"/>
+    <w:abstractNumId w:val="17"/>
   </w:num>
   <w:num w:numId="11" w16cid:durableId="1863086808">
     <w:abstractNumId w:val="1"/>
@@ -6934,22 +6771,25 @@
     <w:abstractNumId w:val="4"/>
   </w:num>
   <w:num w:numId="14" w16cid:durableId="818494060">
-    <w:abstractNumId w:val="11"/>
+    <w:abstractNumId w:val="12"/>
   </w:num>
   <w:num w:numId="15" w16cid:durableId="1515339637">
-    <w:abstractNumId w:val="18"/>
+    <w:abstractNumId w:val="19"/>
   </w:num>
   <w:num w:numId="16" w16cid:durableId="487212738">
     <w:abstractNumId w:val="3"/>
   </w:num>
   <w:num w:numId="17" w16cid:durableId="1181745367">
-    <w:abstractNumId w:val="8"/>
+    <w:abstractNumId w:val="9"/>
   </w:num>
   <w:num w:numId="18" w16cid:durableId="1155799622">
-    <w:abstractNumId w:val="17"/>
+    <w:abstractNumId w:val="18"/>
   </w:num>
   <w:num w:numId="19" w16cid:durableId="1623265764">
     <w:abstractNumId w:val="2"/>
+  </w:num>
+  <w:num w:numId="20" w16cid:durableId="2055739157">
+    <w:abstractNumId w:val="6"/>
   </w:num>
 </w:numbering>
 </file>
@@ -7572,6 +7412,7 @@
   <w:style w:type="character" w:default="1" w:styleId="DefaultParagraphFont">
     <w:name w:val="Default Paragraph Font"/>
     <w:uiPriority w:val="1"/>
+    <w:semiHidden/>
     <w:unhideWhenUsed/>
   </w:style>
   <w:style w:type="table" w:default="1" w:styleId="TableNormal">
